--- a/zht/docx/005.content.docx
+++ b/zht/docx/005.content.docx
@@ -150,26 +150,6 @@
           <w:lang w:val="zh_TW" w:bidi="zh_TW"/>
         </w:rPr>
         <w:t>bei</w:t>
-      </w:r>
-      <w:r>
-        <w:rPr>
-          <w:lang w:val="zh_TW" w:bidi="zh_TW"/>
-        </w:rPr>
-      </w:r>
-    </w:p>
-    <w:p>
-      <w:pPr/>
-      <w:r>
-        <w:rPr>
-          <w:lang w:val="zh_TW" w:bidi="zh_TW"/>
-        </w:rPr>
-      </w:r>
-      <w:r>
-        <w:rPr>
-          <w:i/>
-          <w:lang w:val="zh_TW" w:bidi="zh_TW"/>
-        </w:rPr>
-        <w:t>背道, 背道和復興</w:t>
       </w:r>
       <w:r>
         <w:rPr>

--- a/zht/docx/005.content.docx
+++ b/zht/docx/005.content.docx
@@ -19,7 +19,7 @@
         <w:rPr>
           <w:lang w:val="zh_TW" w:bidi="zh_TW"/>
         </w:rPr>
-        <w:t>Resource: Study Notes - Themes (Tyndale)</w:t>
+        <w:t>Resource: Tyndale Open Study Notes</w:t>
       </w:r>
       <w:r>
         <w:rPr>
@@ -112,7 +112,7 @@
         <w:rPr>
           <w:lang w:val="zh_TW" w:bidi="zh_TW"/>
         </w:rPr>
-        <w:t>Study Notes - Themes (Tyndale)</w:t>
+        <w:t>Tyndale Open Study Notes</w:t>
       </w:r>
     </w:p>
     <w:p>

--- a/zht/docx/005.content.docx
+++ b/zht/docx/005.content.docx
@@ -149,7 +149,7 @@
         <w:rPr>
           <w:lang w:val="zh_TW" w:bidi="zh_TW"/>
         </w:rPr>
-        <w:t>bei</w:t>
+        <w:t>bi</w:t>
       </w:r>
       <w:r>
         <w:rPr>
@@ -212,7 +212,7 @@
         <w:rPr>
           <w:lang w:val="zh_TW" w:bidi="zh_TW"/>
         </w:rPr>
-        <w:t>背道</w:t>
+        <w:t>逼迫</w:t>
       </w:r>
       <w:r>
         <w:rPr>
@@ -231,229 +231,19 @@
         <w:rPr>
           <w:lang w:val="zh_TW" w:bidi="zh_TW"/>
         </w:rPr>
-        <w:t>令人遺憾的是，敵對神的行為不僅限於信仰群體之外的人。聖經記載許多看似認識神，後來卻背離祂的人（見</w:t>
-      </w:r>
-      <w:hyperlink r:id="rId13">
-        <w:r>
-          <w:rPr>
-            <w:lang w:val="zh_TW" w:bidi="zh_TW"/>
-          </w:rPr>
-          <w:rPr>
-            <w:color w:val="0000EE"/>
-            <w:u w:val="single"/>
-          </w:rPr>
-          <w:t>民16章；</w:t>
-        </w:r>
-      </w:hyperlink>
-      <w:hyperlink r:id="rId14">
-        <w:r>
-          <w:rPr>
-            <w:lang w:val="zh_TW" w:bidi="zh_TW"/>
-          </w:rPr>
-          <w:rPr>
-            <w:color w:val="0000EE"/>
-            <w:u w:val="single"/>
-          </w:rPr>
-          <w:t>申13章；</w:t>
-        </w:r>
-      </w:hyperlink>
-      <w:hyperlink r:id="rId15">
-        <w:r>
-          <w:rPr>
-            <w:lang w:val="zh_TW" w:bidi="zh_TW"/>
-          </w:rPr>
-          <w:rPr>
-            <w:color w:val="0000EE"/>
-            <w:u w:val="single"/>
-          </w:rPr>
-          <w:t>王下17:5–23；</w:t>
-        </w:r>
-      </w:hyperlink>
-      <w:hyperlink r:id="rId16">
-        <w:r>
-          <w:rPr>
-            <w:lang w:val="zh_TW" w:bidi="zh_TW"/>
-          </w:rPr>
-          <w:rPr>
-            <w:color w:val="0000EE"/>
-            <w:u w:val="single"/>
-          </w:rPr>
-          <w:t>結8章</w:t>
-        </w:r>
-      </w:hyperlink>
-      <w:r>
-        <w:rPr>
-          <w:lang w:val="zh_TW" w:bidi="zh_TW"/>
-        </w:rPr>
-        <w:t>）。對於那些離棄神的人，神必按公義施行相應的後果（</w:t>
-      </w:r>
-      <w:hyperlink r:id="rId17">
-        <w:r>
-          <w:rPr>
-            <w:lang w:val="zh_TW" w:bidi="zh_TW"/>
-          </w:rPr>
-          <w:rPr>
-            <w:color w:val="0000EE"/>
-            <w:u w:val="single"/>
-          </w:rPr>
-          <w:t>伯11:20；</w:t>
-        </w:r>
-      </w:hyperlink>
-      <w:hyperlink r:id="rId18">
-        <w:r>
-          <w:rPr>
-            <w:lang w:val="zh_TW" w:bidi="zh_TW"/>
-          </w:rPr>
-          <w:rPr>
-            <w:color w:val="0000EE"/>
-            <w:u w:val="single"/>
-          </w:rPr>
-          <w:t>箴1:24–31；</w:t>
-        </w:r>
-      </w:hyperlink>
-      <w:hyperlink r:id="rId19">
-        <w:r>
-          <w:rPr>
-            <w:lang w:val="zh_TW" w:bidi="zh_TW"/>
-          </w:rPr>
-          <w:rPr>
-            <w:color w:val="0000EE"/>
-            <w:u w:val="single"/>
-          </w:rPr>
-          <w:t>耶11:11</w:t>
-        </w:r>
-      </w:hyperlink>
-      <w:r>
-        <w:rPr>
-          <w:lang w:val="zh_TW" w:bidi="zh_TW"/>
-        </w:rPr>
-        <w:t>）。耶穌也曾談論那些「跌倒」的人，以及他們將面對的審判（</w:t>
-      </w:r>
-      <w:hyperlink r:id="rId20">
-        <w:r>
-          <w:rPr>
-            <w:lang w:val="zh_TW" w:bidi="zh_TW"/>
-          </w:rPr>
-          <w:rPr>
-            <w:color w:val="0000EE"/>
-            <w:u w:val="single"/>
-          </w:rPr>
-          <w:t>太16:27</w:t>
-        </w:r>
-      </w:hyperlink>
-      <w:r>
-        <w:rPr>
-          <w:lang w:val="zh_TW" w:bidi="zh_TW"/>
-        </w:rPr>
-        <w:t>，</w:t>
-      </w:r>
-      <w:hyperlink r:id="rId21">
-        <w:r>
-          <w:rPr>
-            <w:lang w:val="zh_TW" w:bidi="zh_TW"/>
-          </w:rPr>
-          <w:rPr>
-            <w:color w:val="0000EE"/>
-            <w:u w:val="single"/>
-          </w:rPr>
-          <w:t>23:13</w:t>
-        </w:r>
-      </w:hyperlink>
-      <w:r>
-        <w:rPr>
-          <w:lang w:val="zh_TW" w:bidi="zh_TW"/>
-        </w:rPr>
-        <w:t>，</w:t>
-      </w:r>
-      <w:hyperlink r:id="rId22">
-        <w:r>
-          <w:rPr>
-            <w:lang w:val="zh_TW" w:bidi="zh_TW"/>
-          </w:rPr>
-          <w:rPr>
-            <w:color w:val="0000EE"/>
-            <w:u w:val="single"/>
-          </w:rPr>
-          <w:t>24:10–13</w:t>
-        </w:r>
-      </w:hyperlink>
-      <w:r>
-        <w:rPr>
-          <w:lang w:val="zh_TW" w:bidi="zh_TW"/>
-        </w:rPr>
-        <w:t>，</w:t>
-      </w:r>
-      <w:hyperlink r:id="rId23">
-        <w:r>
-          <w:rPr>
-            <w:lang w:val="zh_TW" w:bidi="zh_TW"/>
-          </w:rPr>
-          <w:rPr>
-            <w:color w:val="0000EE"/>
-            <w:u w:val="single"/>
-          </w:rPr>
-          <w:t>25:41–46</w:t>
-        </w:r>
-      </w:hyperlink>
-      <w:r>
-        <w:rPr>
-          <w:lang w:val="zh_TW" w:bidi="zh_TW"/>
-        </w:rPr>
-        <w:t>），新約的作者亦延續了祂的教導（</w:t>
-      </w:r>
-      <w:hyperlink r:id="rId24">
-        <w:r>
-          <w:rPr>
-            <w:lang w:val="zh_TW" w:bidi="zh_TW"/>
-          </w:rPr>
-          <w:rPr>
-            <w:color w:val="0000EE"/>
-            <w:u w:val="single"/>
-          </w:rPr>
-          <w:t>加1:6–9；</w:t>
-        </w:r>
-      </w:hyperlink>
-      <w:hyperlink r:id="rId25">
-        <w:r>
-          <w:rPr>
-            <w:lang w:val="zh_TW" w:bidi="zh_TW"/>
-          </w:rPr>
-          <w:rPr>
-            <w:color w:val="0000EE"/>
-            <w:u w:val="single"/>
-          </w:rPr>
-          <w:t>提後3:1–9；</w:t>
-        </w:r>
-      </w:hyperlink>
-      <w:hyperlink r:id="rId26">
-        <w:r>
-          <w:rPr>
-            <w:lang w:val="zh_TW" w:bidi="zh_TW"/>
-          </w:rPr>
-          <w:rPr>
-            <w:color w:val="0000EE"/>
-            <w:u w:val="single"/>
-          </w:rPr>
-          <w:t>彼後2:1–22；</w:t>
-        </w:r>
-      </w:hyperlink>
-      <w:hyperlink r:id="rId27">
-        <w:r>
-          <w:rPr>
-            <w:lang w:val="zh_TW" w:bidi="zh_TW"/>
-          </w:rPr>
-          <w:rPr>
-            <w:color w:val="0000EE"/>
-            <w:u w:val="single"/>
-          </w:rPr>
-          <w:t>約一2:18–19</w:t>
-        </w:r>
-      </w:hyperlink>
-      <w:r>
-        <w:rPr>
-          <w:lang w:val="zh_TW" w:bidi="zh_TW"/>
-        </w:rPr>
-        <w:t>）。</w:t>
+        <w:t>逼迫是指因個人或群體的身分、信仰或</w:t>
+      </w:r>
+      <w:r>
+        <w:rPr>
+          <w:lang w:val="zh_TW" w:bidi="zh_TW"/>
+        </w:rPr>
+        <w:t>實踐，</w:t>
+      </w:r>
+      <w:r>
+        <w:rPr>
+          <w:lang w:val="zh_TW" w:bidi="zh_TW"/>
+        </w:rPr>
+        <w:t>而遭受系統性的虐待、騷擾或壓迫。在宗教處境中，逼迫特別指人因宗教信仰或實踐而成為攻擊目標。</w:t>
       </w:r>
     </w:p>
     <w:p>
@@ -467,18 +257,18 @@
         <w:rPr>
           <w:lang w:val="zh_TW" w:bidi="zh_TW"/>
         </w:rPr>
-        <w:t>聖經明確指出，違背神的旨意將招致嚴重的後果（例如，見</w:t>
-      </w:r>
-      <w:hyperlink r:id="rId28">
-        <w:r>
-          <w:rPr>
-            <w:lang w:val="zh_TW" w:bidi="zh_TW"/>
-          </w:rPr>
-          <w:rPr>
-            <w:color w:val="0000EE"/>
-            <w:u w:val="single"/>
-          </w:rPr>
-          <w:t>創9:5–6</w:t>
+        <w:t>逼迫是神的子民常有的經歷，神的僕人經常面臨敵意和反對（例如，</w:t>
+      </w:r>
+      <w:hyperlink r:id="rId13">
+        <w:r>
+          <w:rPr>
+            <w:lang w:val="zh_TW" w:bidi="zh_TW"/>
+          </w:rPr>
+          <w:rPr>
+            <w:color w:val="0000EE"/>
+            <w:u w:val="single"/>
+          </w:rPr>
+          <w:t>申30:7</w:t>
         </w:r>
       </w:hyperlink>
       <w:r>
@@ -487,16 +277,16 @@
         </w:rPr>
         <w:t>；</w:t>
       </w:r>
-      <w:hyperlink r:id="rId29">
-        <w:r>
-          <w:rPr>
-            <w:lang w:val="zh_TW" w:bidi="zh_TW"/>
-          </w:rPr>
-          <w:rPr>
-            <w:color w:val="0000EE"/>
-            <w:u w:val="single"/>
-          </w:rPr>
-          <w:t>民35:16–21</w:t>
+      <w:hyperlink r:id="rId14">
+        <w:r>
+          <w:rPr>
+            <w:lang w:val="zh_TW" w:bidi="zh_TW"/>
+          </w:rPr>
+          <w:rPr>
+            <w:color w:val="0000EE"/>
+            <w:u w:val="single"/>
+          </w:rPr>
+          <w:t>王上18:13</w:t>
         </w:r>
       </w:hyperlink>
       <w:r>
@@ -505,16 +295,16 @@
         </w:rPr>
         <w:t>；</w:t>
       </w:r>
-      <w:hyperlink r:id="rId30">
-        <w:r>
-          <w:rPr>
-            <w:lang w:val="zh_TW" w:bidi="zh_TW"/>
-          </w:rPr>
-          <w:rPr>
-            <w:color w:val="0000EE"/>
-            <w:u w:val="single"/>
-          </w:rPr>
-          <w:t>利20:10</w:t>
+      <w:hyperlink r:id="rId15">
+        <w:r>
+          <w:rPr>
+            <w:lang w:val="zh_TW" w:bidi="zh_TW"/>
+          </w:rPr>
+          <w:rPr>
+            <w:color w:val="0000EE"/>
+            <w:u w:val="single"/>
+          </w:rPr>
+          <w:t>尼4:1–3</w:t>
         </w:r>
       </w:hyperlink>
       <w:r>
@@ -523,100 +313,106 @@
         </w:rPr>
         <w:t>；</w:t>
       </w:r>
-      <w:hyperlink r:id="rId31">
-        <w:r>
-          <w:rPr>
-            <w:lang w:val="zh_TW" w:bidi="zh_TW"/>
-          </w:rPr>
-          <w:rPr>
-            <w:color w:val="0000EE"/>
-            <w:u w:val="single"/>
-          </w:rPr>
-          <w:t>亞5:4</w:t>
-        </w:r>
-      </w:hyperlink>
-      <w:r>
-        <w:rPr>
-          <w:lang w:val="zh_TW" w:bidi="zh_TW"/>
-        </w:rPr>
-        <w:t>）。最終，神將把那些敵對祂旨意與權柄的人，從祂所賜生命的同在中分離出來（</w:t>
-      </w:r>
-      <w:hyperlink r:id="rId32">
-        <w:r>
-          <w:rPr>
-            <w:lang w:val="zh_TW" w:bidi="zh_TW"/>
-          </w:rPr>
-          <w:rPr>
-            <w:color w:val="0000EE"/>
-            <w:u w:val="single"/>
-          </w:rPr>
-          <w:t>賽66:14–24</w:t>
-        </w:r>
-      </w:hyperlink>
-      <w:r>
-        <w:rPr>
-          <w:lang w:val="zh_TW" w:bidi="zh_TW"/>
-        </w:rPr>
-        <w:t>）。同樣，希伯來書中有數段經文警戒那些不認真看待神話語的人，指出他們將面對屬靈的危機與神的審判（見</w:t>
-      </w:r>
-      <w:hyperlink r:id="rId33">
-        <w:r>
-          <w:rPr>
-            <w:lang w:val="zh_TW" w:bidi="zh_TW"/>
-          </w:rPr>
-          <w:rPr>
-            <w:color w:val="0000EE"/>
-            <w:u w:val="single"/>
-          </w:rPr>
-          <w:t>來2:1–4，</w:t>
-        </w:r>
-      </w:hyperlink>
-      <w:hyperlink r:id="rId34">
-        <w:r>
-          <w:rPr>
-            <w:lang w:val="zh_TW" w:bidi="zh_TW"/>
-          </w:rPr>
-          <w:rPr>
-            <w:color w:val="0000EE"/>
-            <w:u w:val="single"/>
-          </w:rPr>
-          <w:t>4:12–13，</w:t>
-        </w:r>
-      </w:hyperlink>
-      <w:hyperlink r:id="rId35">
-        <w:r>
-          <w:rPr>
-            <w:lang w:val="zh_TW" w:bidi="zh_TW"/>
-          </w:rPr>
-          <w:rPr>
-            <w:color w:val="0000EE"/>
-            <w:u w:val="single"/>
-          </w:rPr>
-          <w:t>6:4–8，</w:t>
-        </w:r>
-      </w:hyperlink>
-      <w:hyperlink r:id="rId36">
-        <w:r>
-          <w:rPr>
-            <w:lang w:val="zh_TW" w:bidi="zh_TW"/>
-          </w:rPr>
-          <w:rPr>
-            <w:color w:val="0000EE"/>
-            <w:u w:val="single"/>
-          </w:rPr>
-          <w:t>10:26–31，</w:t>
-        </w:r>
-      </w:hyperlink>
-      <w:hyperlink r:id="rId37">
-        <w:r>
-          <w:rPr>
-            <w:lang w:val="zh_TW" w:bidi="zh_TW"/>
-          </w:rPr>
-          <w:rPr>
-            <w:color w:val="0000EE"/>
-            <w:u w:val="single"/>
-          </w:rPr>
-          <w:t>12:25–29</w:t>
+      <w:hyperlink r:id="rId16">
+        <w:r>
+          <w:rPr>
+            <w:lang w:val="zh_TW" w:bidi="zh_TW"/>
+          </w:rPr>
+          <w:rPr>
+            <w:color w:val="0000EE"/>
+            <w:u w:val="single"/>
+          </w:rPr>
+          <w:t>耶37:11–38:28</w:t>
+        </w:r>
+      </w:hyperlink>
+      <w:r>
+        <w:rPr>
+          <w:lang w:val="zh_TW" w:bidi="zh_TW"/>
+        </w:rPr>
+        <w:t>；</w:t>
+      </w:r>
+      <w:hyperlink r:id="rId17">
+        <w:r>
+          <w:rPr>
+            <w:lang w:val="zh_TW" w:bidi="zh_TW"/>
+          </w:rPr>
+          <w:rPr>
+            <w:color w:val="0000EE"/>
+            <w:u w:val="single"/>
+          </w:rPr>
+          <w:t>太23:34–37</w:t>
+        </w:r>
+      </w:hyperlink>
+      <w:r>
+        <w:rPr>
+          <w:lang w:val="zh_TW" w:bidi="zh_TW"/>
+        </w:rPr>
+        <w:t>；</w:t>
+      </w:r>
+      <w:hyperlink r:id="rId18">
+        <w:r>
+          <w:rPr>
+            <w:lang w:val="zh_TW" w:bidi="zh_TW"/>
+          </w:rPr>
+          <w:rPr>
+            <w:color w:val="0000EE"/>
+            <w:u w:val="single"/>
+          </w:rPr>
+          <w:t>路11:49–51</w:t>
+        </w:r>
+      </w:hyperlink>
+      <w:r>
+        <w:rPr>
+          <w:lang w:val="zh_TW" w:bidi="zh_TW"/>
+        </w:rPr>
+        <w:t>；</w:t>
+      </w:r>
+      <w:hyperlink r:id="rId19">
+        <w:r>
+          <w:rPr>
+            <w:lang w:val="zh_TW" w:bidi="zh_TW"/>
+          </w:rPr>
+          <w:rPr>
+            <w:color w:val="0000EE"/>
+            <w:u w:val="single"/>
+          </w:rPr>
+          <w:t>帖前2:14–16</w:t>
+        </w:r>
+      </w:hyperlink>
+      <w:r>
+        <w:rPr>
+          <w:lang w:val="zh_TW" w:bidi="zh_TW"/>
+        </w:rPr>
+        <w:t>）。耶穌自己也曾遭受逼迫（</w:t>
+      </w:r>
+      <w:hyperlink r:id="rId20">
+        <w:r>
+          <w:rPr>
+            <w:lang w:val="zh_TW" w:bidi="zh_TW"/>
+          </w:rPr>
+          <w:rPr>
+            <w:color w:val="0000EE"/>
+            <w:u w:val="single"/>
+          </w:rPr>
+          <w:t>路4:28–30</w:t>
+        </w:r>
+      </w:hyperlink>
+      <w:r>
+        <w:rPr>
+          <w:lang w:val="zh_TW" w:bidi="zh_TW"/>
+        </w:rPr>
+        <w:t>；</w:t>
+      </w:r>
+      <w:hyperlink r:id="rId21">
+        <w:r>
+          <w:rPr>
+            <w:lang w:val="zh_TW" w:bidi="zh_TW"/>
+          </w:rPr>
+          <w:rPr>
+            <w:color w:val="0000EE"/>
+            <w:u w:val="single"/>
+          </w:rPr>
+          <w:t>約5:16</w:t>
         </w:r>
       </w:hyperlink>
       <w:r>
@@ -637,127 +433,151 @@
         <w:rPr>
           <w:lang w:val="zh_TW" w:bidi="zh_TW"/>
         </w:rPr>
-        <w:t>學者們對於希伯來書中關於</w:t>
-      </w:r>
-      <w:r>
-        <w:rPr>
-          <w:i/>
-          <w:lang w:val="zh_TW" w:bidi="zh_TW"/>
-        </w:rPr>
-        <w:t>背道</w:t>
-      </w:r>
-      <w:r>
-        <w:rPr>
-          <w:lang w:val="zh_TW" w:bidi="zh_TW"/>
-        </w:rPr>
-        <w:t>（</w:t>
-      </w:r>
-      <w:r>
-        <w:rPr>
-          <w:i/>
-          <w:lang w:val="zh_TW" w:bidi="zh_TW"/>
-        </w:rPr>
-        <w:t>apostasy</w:t>
-      </w:r>
-      <w:r>
-        <w:rPr>
-          <w:lang w:val="zh_TW" w:bidi="zh_TW"/>
-        </w:rPr>
-        <w:t>）與審判的「警告經文」有不同的解釋：</w:t>
-      </w:r>
-    </w:p>
-    <w:p>
-      <w:pPr>
-        <w:pStyle w:val="ListNumber"/>
-        <w:numPr>
-          <w:ilvl w:val="0"/>
-          <w:numId w:val="14"/>
-        </w:numPr>
-        <w:spacing w:line="240" w:lineRule="auto"/>
-        <w:ind w:left="720"/>
-      </w:pPr>
-      <w:r>
-        <w:rPr>
-          <w:lang w:val="zh_TW" w:bidi="zh_TW"/>
-        </w:rPr>
-      </w:r>
-      <w:r>
-        <w:rPr>
-          <w:lang w:val="zh_TW" w:bidi="zh_TW"/>
-        </w:rPr>
-        <w:t>有些人認為這些警告是勸戒性的，目的在於喚醒聽眾脫離屬靈的怠惰，與真實的審判無關。</w:t>
-      </w:r>
-    </w:p>
-    <w:p>
-      <w:pPr>
-        <w:pStyle w:val="ListNumber"/>
-        <w:spacing w:line="240" w:lineRule="auto"/>
-        <w:ind w:left="720"/>
-      </w:pPr>
-      <w:r>
-        <w:rPr>
-          <w:lang w:val="zh_TW" w:bidi="zh_TW"/>
-        </w:rPr>
-      </w:r>
-      <w:r>
-        <w:rPr>
-          <w:lang w:val="zh_TW" w:bidi="zh_TW"/>
-        </w:rPr>
-        <w:t>另一種觀點認為作者的對象是尚未歸信基督的猶太人。他們因尚未成為新約（神藉著耶穌基督與人所立的新約定或應許）的一分子而處在神的審判之下。</w:t>
-      </w:r>
-    </w:p>
-    <w:p>
-      <w:pPr>
-        <w:pStyle w:val="ListNumber"/>
-        <w:spacing w:line="240" w:lineRule="auto"/>
-        <w:ind w:left="720"/>
-      </w:pPr>
-      <w:r>
-        <w:rPr>
-          <w:lang w:val="zh_TW" w:bidi="zh_TW"/>
-        </w:rPr>
-      </w:r>
-      <w:r>
-        <w:rPr>
-          <w:lang w:val="zh_TW" w:bidi="zh_TW"/>
-        </w:rPr>
-        <w:t>第三種觀點認為這些所謂的「背道者（或譯：悖逆的人）」是已經歸信的基督徒，但由於他們屬靈的光景出了問題，將會遭遇神某種形式的審判，但這並不代表他們會失去救恩。</w:t>
-      </w:r>
-    </w:p>
-    <w:p>
-      <w:pPr>
-        <w:pStyle w:val="ListNumber"/>
-        <w:spacing w:line="240" w:lineRule="auto"/>
-        <w:ind w:left="720"/>
-      </w:pPr>
-      <w:r>
-        <w:rPr>
-          <w:lang w:val="zh_TW" w:bidi="zh_TW"/>
-        </w:rPr>
-      </w:r>
-      <w:r>
-        <w:rPr>
-          <w:lang w:val="zh_TW" w:bidi="zh_TW"/>
-        </w:rPr>
-        <w:t>第四種觀點認為，背道者曾經是基督徒群體中真實的信徒，確實經歷過信仰，卻最終背棄了耶穌和教會。</w:t>
-      </w:r>
-    </w:p>
-    <w:p>
-      <w:pPr>
-        <w:pStyle w:val="ListNumber"/>
-        <w:spacing w:line="240" w:lineRule="auto"/>
-        <w:ind w:left="720"/>
-      </w:pPr>
-      <w:r>
-        <w:rPr>
-          <w:lang w:val="zh_TW" w:bidi="zh_TW"/>
-        </w:rPr>
-      </w:r>
-      <w:r>
-        <w:rPr>
-          <w:lang w:val="zh_TW" w:bidi="zh_TW"/>
-        </w:rPr>
-        <w:t>第五種觀點則主張，背道者從來就不是真正的信徒；他們背棄信仰只是顯明他們一開始就沒有真正的認識耶穌。</w:t>
+        <w:t>耶穌地上的生命結束之前，受到嘲弄、鞭打，並被釘十字架而死。祂告訴門徒，他們也會經歷類似情況（</w:t>
+      </w:r>
+      <w:hyperlink r:id="rId22">
+        <w:r>
+          <w:rPr>
+            <w:lang w:val="zh_TW" w:bidi="zh_TW"/>
+          </w:rPr>
+          <w:rPr>
+            <w:color w:val="0000EE"/>
+            <w:u w:val="single"/>
+          </w:rPr>
+          <w:t>太10:16–25</w:t>
+        </w:r>
+      </w:hyperlink>
+      <w:r>
+        <w:rPr>
+          <w:lang w:val="zh_TW" w:bidi="zh_TW"/>
+        </w:rPr>
+        <w:t>，</w:t>
+      </w:r>
+      <w:hyperlink r:id="rId23">
+        <w:r>
+          <w:rPr>
+            <w:lang w:val="zh_TW" w:bidi="zh_TW"/>
+          </w:rPr>
+          <w:rPr>
+            <w:color w:val="0000EE"/>
+            <w:u w:val="single"/>
+          </w:rPr>
+          <w:t>24:9</w:t>
+        </w:r>
+      </w:hyperlink>
+      <w:r>
+        <w:rPr>
+          <w:lang w:val="zh_TW" w:bidi="zh_TW"/>
+        </w:rPr>
+        <w:t>；</w:t>
+      </w:r>
+      <w:hyperlink r:id="rId24">
+        <w:r>
+          <w:rPr>
+            <w:lang w:val="zh_TW" w:bidi="zh_TW"/>
+          </w:rPr>
+          <w:rPr>
+            <w:color w:val="0000EE"/>
+            <w:u w:val="single"/>
+          </w:rPr>
+          <w:t>可13:9–13</w:t>
+        </w:r>
+      </w:hyperlink>
+      <w:r>
+        <w:rPr>
+          <w:lang w:val="zh_TW" w:bidi="zh_TW"/>
+        </w:rPr>
+        <w:t>；</w:t>
+      </w:r>
+      <w:hyperlink r:id="rId25">
+        <w:r>
+          <w:rPr>
+            <w:lang w:val="zh_TW" w:bidi="zh_TW"/>
+          </w:rPr>
+          <w:rPr>
+            <w:color w:val="0000EE"/>
+            <w:u w:val="single"/>
+          </w:rPr>
+          <w:t>路21:12–17</w:t>
+        </w:r>
+      </w:hyperlink>
+      <w:r>
+        <w:rPr>
+          <w:lang w:val="zh_TW" w:bidi="zh_TW"/>
+        </w:rPr>
+        <w:t>；</w:t>
+      </w:r>
+      <w:hyperlink r:id="rId26">
+        <w:r>
+          <w:rPr>
+            <w:lang w:val="zh_TW" w:bidi="zh_TW"/>
+          </w:rPr>
+          <w:rPr>
+            <w:color w:val="0000EE"/>
+            <w:u w:val="single"/>
+          </w:rPr>
+          <w:t>約16:2</w:t>
+        </w:r>
+      </w:hyperlink>
+      <w:r>
+        <w:rPr>
+          <w:lang w:val="zh_TW" w:bidi="zh_TW"/>
+        </w:rPr>
+        <w:t>）。祂事先讓門徒做好準備，以面對這樣的時刻，並告訴他們，聖靈將賜下他們所需要的勇氣（</w:t>
+      </w:r>
+      <w:hyperlink r:id="rId27">
+        <w:r>
+          <w:rPr>
+            <w:lang w:val="zh_TW" w:bidi="zh_TW"/>
+          </w:rPr>
+          <w:rPr>
+            <w:color w:val="0000EE"/>
+            <w:u w:val="single"/>
+          </w:rPr>
+          <w:t>路12:11–12</w:t>
+        </w:r>
+      </w:hyperlink>
+      <w:r>
+        <w:rPr>
+          <w:lang w:val="zh_TW" w:bidi="zh_TW"/>
+        </w:rPr>
+        <w:t>，</w:t>
+      </w:r>
+      <w:hyperlink r:id="rId28">
+        <w:r>
+          <w:rPr>
+            <w:lang w:val="zh_TW" w:bidi="zh_TW"/>
+          </w:rPr>
+          <w:rPr>
+            <w:color w:val="0000EE"/>
+            <w:u w:val="single"/>
+          </w:rPr>
+          <w:t>21:14–15</w:t>
+        </w:r>
+      </w:hyperlink>
+      <w:r>
+        <w:rPr>
+          <w:lang w:val="zh_TW" w:bidi="zh_TW"/>
+        </w:rPr>
+        <w:t>；</w:t>
+      </w:r>
+      <w:hyperlink r:id="rId29">
+        <w:r>
+          <w:rPr>
+            <w:lang w:val="zh_TW" w:bidi="zh_TW"/>
+          </w:rPr>
+          <w:rPr>
+            <w:color w:val="0000EE"/>
+            <w:u w:val="single"/>
+          </w:rPr>
+          <w:t>徒1:8</w:t>
+        </w:r>
+      </w:hyperlink>
+      <w:r>
+        <w:rPr>
+          <w:lang w:val="zh_TW" w:bidi="zh_TW"/>
+        </w:rPr>
+        <w:t>）。</w:t>
       </w:r>
     </w:p>
     <w:p>
@@ -771,7 +591,265 @@
         <w:rPr>
           <w:lang w:val="zh_TW" w:bidi="zh_TW"/>
         </w:rPr>
-        <w:t>對將來審判的警告是為了彰顯神的恩典。其目的是引導悖逆的人回轉歸向神的道路。明白離棄信仰所帶來的後果，有助於堅定我們忠心跟隨耶穌的決心。</w:t>
+        <w:t>使徒行傳記載早期基督徒如何面對逼迫。最初的逼迫來自猶太人的最高議會（Sanhedrin</w:t>
+      </w:r>
+      <w:r>
+        <w:rPr>
+          <w:lang w:val="zh_TW" w:bidi="zh_TW"/>
+        </w:rPr>
+        <w:t>〔</w:t>
+      </w:r>
+      <w:r>
+        <w:rPr>
+          <w:lang w:val="zh_TW" w:bidi="zh_TW"/>
+        </w:rPr>
+        <w:t>公會</w:t>
+      </w:r>
+      <w:r>
+        <w:rPr>
+          <w:lang w:val="zh_TW" w:bidi="zh_TW"/>
+        </w:rPr>
+        <w:t>〕</w:t>
+      </w:r>
+      <w:r>
+        <w:rPr>
+          <w:lang w:val="zh_TW" w:bidi="zh_TW"/>
+        </w:rPr>
+        <w:t>）。大數的掃羅在大馬士革路上遇見耶穌異象之前，曾大力逼迫教會（</w:t>
+      </w:r>
+      <w:hyperlink r:id="rId30">
+        <w:r>
+          <w:rPr>
+            <w:lang w:val="zh_TW" w:bidi="zh_TW"/>
+          </w:rPr>
+          <w:rPr>
+            <w:color w:val="0000EE"/>
+            <w:u w:val="single"/>
+          </w:rPr>
+          <w:t>徒8:1–3</w:t>
+        </w:r>
+      </w:hyperlink>
+      <w:r>
+        <w:rPr>
+          <w:lang w:val="zh_TW" w:bidi="zh_TW"/>
+        </w:rPr>
+        <w:t>，</w:t>
+      </w:r>
+      <w:hyperlink r:id="rId31">
+        <w:r>
+          <w:rPr>
+            <w:lang w:val="zh_TW" w:bidi="zh_TW"/>
+          </w:rPr>
+          <w:rPr>
+            <w:color w:val="0000EE"/>
+            <w:u w:val="single"/>
+          </w:rPr>
+          <w:t>9:1–13</w:t>
+        </w:r>
+      </w:hyperlink>
+      <w:r>
+        <w:rPr>
+          <w:lang w:val="zh_TW" w:bidi="zh_TW"/>
+        </w:rPr>
+        <w:t>、</w:t>
+      </w:r>
+      <w:hyperlink r:id="rId32">
+        <w:r>
+          <w:rPr>
+            <w:lang w:val="zh_TW" w:bidi="zh_TW"/>
+          </w:rPr>
+          <w:rPr>
+            <w:color w:val="0000EE"/>
+            <w:u w:val="single"/>
+          </w:rPr>
+          <w:t>21</w:t>
+        </w:r>
+      </w:hyperlink>
+      <w:r>
+        <w:rPr>
+          <w:lang w:val="zh_TW" w:bidi="zh_TW"/>
+        </w:rPr>
+        <w:t>，</w:t>
+      </w:r>
+      <w:hyperlink r:id="rId33">
+        <w:r>
+          <w:rPr>
+            <w:lang w:val="zh_TW" w:bidi="zh_TW"/>
+          </w:rPr>
+          <w:rPr>
+            <w:color w:val="0000EE"/>
+            <w:u w:val="single"/>
+          </w:rPr>
+          <w:t>22:4</w:t>
+        </w:r>
+      </w:hyperlink>
+      <w:r>
+        <w:rPr>
+          <w:lang w:val="zh_TW" w:bidi="zh_TW"/>
+        </w:rPr>
+        <w:t>，</w:t>
+      </w:r>
+      <w:hyperlink r:id="rId34">
+        <w:r>
+          <w:rPr>
+            <w:lang w:val="zh_TW" w:bidi="zh_TW"/>
+          </w:rPr>
+          <w:rPr>
+            <w:color w:val="0000EE"/>
+            <w:u w:val="single"/>
+          </w:rPr>
+          <w:t>26:9–11</w:t>
+        </w:r>
+      </w:hyperlink>
+      <w:r>
+        <w:rPr>
+          <w:lang w:val="zh_TW" w:bidi="zh_TW"/>
+        </w:rPr>
+        <w:t>；見</w:t>
+      </w:r>
+      <w:hyperlink r:id="rId35">
+        <w:r>
+          <w:rPr>
+            <w:lang w:val="zh_TW" w:bidi="zh_TW"/>
+          </w:rPr>
+          <w:rPr>
+            <w:color w:val="0000EE"/>
+            <w:u w:val="single"/>
+          </w:rPr>
+          <w:t>林前15:9</w:t>
+        </w:r>
+      </w:hyperlink>
+      <w:r>
+        <w:rPr>
+          <w:lang w:val="zh_TW" w:bidi="zh_TW"/>
+        </w:rPr>
+        <w:t>；</w:t>
+      </w:r>
+      <w:hyperlink r:id="rId36">
+        <w:r>
+          <w:rPr>
+            <w:lang w:val="zh_TW" w:bidi="zh_TW"/>
+          </w:rPr>
+          <w:rPr>
+            <w:color w:val="0000EE"/>
+            <w:u w:val="single"/>
+          </w:rPr>
+          <w:t>加1:13</w:t>
+        </w:r>
+      </w:hyperlink>
+      <w:r>
+        <w:rPr>
+          <w:lang w:val="zh_TW" w:bidi="zh_TW"/>
+        </w:rPr>
+        <w:t>；</w:t>
+      </w:r>
+      <w:hyperlink r:id="rId37">
+        <w:r>
+          <w:rPr>
+            <w:lang w:val="zh_TW" w:bidi="zh_TW"/>
+          </w:rPr>
+          <w:rPr>
+            <w:color w:val="0000EE"/>
+            <w:u w:val="single"/>
+          </w:rPr>
+          <w:t>腓3:6</w:t>
+        </w:r>
+      </w:hyperlink>
+      <w:r>
+        <w:rPr>
+          <w:lang w:val="zh_TW" w:bidi="zh_TW"/>
+        </w:rPr>
+        <w:t>）。使徒彼得、約翰、司提反、雅各、保羅和巴拿巴都曾經歷逼迫（</w:t>
+      </w:r>
+      <w:hyperlink r:id="rId38">
+        <w:r>
+          <w:rPr>
+            <w:lang w:val="zh_TW" w:bidi="zh_TW"/>
+          </w:rPr>
+          <w:rPr>
+            <w:color w:val="0000EE"/>
+            <w:u w:val="single"/>
+          </w:rPr>
+          <w:t>徒4:15–18</w:t>
+        </w:r>
+      </w:hyperlink>
+      <w:r>
+        <w:rPr>
+          <w:lang w:val="zh_TW" w:bidi="zh_TW"/>
+        </w:rPr>
+        <w:t>，</w:t>
+      </w:r>
+      <w:hyperlink r:id="rId39">
+        <w:r>
+          <w:rPr>
+            <w:lang w:val="zh_TW" w:bidi="zh_TW"/>
+          </w:rPr>
+          <w:rPr>
+            <w:color w:val="0000EE"/>
+            <w:u w:val="single"/>
+          </w:rPr>
+          <w:t>5:17–18</w:t>
+        </w:r>
+      </w:hyperlink>
+      <w:r>
+        <w:rPr>
+          <w:lang w:val="zh_TW" w:bidi="zh_TW"/>
+        </w:rPr>
+        <w:t>，</w:t>
+      </w:r>
+      <w:hyperlink r:id="rId40">
+        <w:r>
+          <w:rPr>
+            <w:lang w:val="zh_TW" w:bidi="zh_TW"/>
+          </w:rPr>
+          <w:rPr>
+            <w:color w:val="0000EE"/>
+            <w:u w:val="single"/>
+          </w:rPr>
+          <w:t>7:54–60</w:t>
+        </w:r>
+      </w:hyperlink>
+      <w:r>
+        <w:rPr>
+          <w:lang w:val="zh_TW" w:bidi="zh_TW"/>
+        </w:rPr>
+        <w:t>，</w:t>
+      </w:r>
+      <w:hyperlink r:id="rId41">
+        <w:r>
+          <w:rPr>
+            <w:lang w:val="zh_TW" w:bidi="zh_TW"/>
+          </w:rPr>
+          <w:rPr>
+            <w:color w:val="0000EE"/>
+            <w:u w:val="single"/>
+          </w:rPr>
+          <w:t>12:1–4</w:t>
+        </w:r>
+      </w:hyperlink>
+      <w:r>
+        <w:rPr>
+          <w:lang w:val="zh_TW" w:bidi="zh_TW"/>
+        </w:rPr>
+        <w:t>，</w:t>
+      </w:r>
+      <w:hyperlink r:id="rId42">
+        <w:r>
+          <w:rPr>
+            <w:lang w:val="zh_TW" w:bidi="zh_TW"/>
+          </w:rPr>
+          <w:rPr>
+            <w:color w:val="0000EE"/>
+            <w:u w:val="single"/>
+          </w:rPr>
+          <w:t>14:5–6</w:t>
+        </w:r>
+      </w:hyperlink>
+      <w:r>
+        <w:rPr>
+          <w:lang w:val="zh_TW" w:bidi="zh_TW"/>
+        </w:rPr>
+        <w:t>）。</w:t>
       </w:r>
     </w:p>
     <w:p>
@@ -783,10 +861,93 @@
       </w:r>
       <w:r>
         <w:rPr>
-          <w:u w:val="single"/>
-          <w:lang w:val="zh_TW" w:bidi="zh_TW"/>
-        </w:rPr>
-        <w:t>進深研究的經文段落</w:t>
+          <w:lang w:val="zh_TW" w:bidi="zh_TW"/>
+        </w:rPr>
+        <w:t>在撒種的比喻中，耶穌說明逼迫對信心薄弱者的影響（</w:t>
+      </w:r>
+      <w:hyperlink r:id="rId43">
+        <w:r>
+          <w:rPr>
+            <w:lang w:val="zh_TW" w:bidi="zh_TW"/>
+          </w:rPr>
+          <w:rPr>
+            <w:color w:val="0000EE"/>
+            <w:u w:val="single"/>
+          </w:rPr>
+          <w:t>太13:20–21</w:t>
+        </w:r>
+      </w:hyperlink>
+      <w:r>
+        <w:rPr>
+          <w:lang w:val="zh_TW" w:bidi="zh_TW"/>
+        </w:rPr>
+        <w:t>；</w:t>
+      </w:r>
+      <w:hyperlink r:id="rId44">
+        <w:r>
+          <w:rPr>
+            <w:lang w:val="zh_TW" w:bidi="zh_TW"/>
+          </w:rPr>
+          <w:rPr>
+            <w:color w:val="0000EE"/>
+            <w:u w:val="single"/>
+          </w:rPr>
+          <w:t>可4:16–17</w:t>
+        </w:r>
+      </w:hyperlink>
+      <w:r>
+        <w:rPr>
+          <w:lang w:val="zh_TW" w:bidi="zh_TW"/>
+        </w:rPr>
+        <w:t>）。逼迫會煉淨神的子民，使他們更像耶穌。使徒在使徒行傳中的經歷，也印證了保羅的話：「</w:t>
+      </w:r>
+      <w:r>
+        <w:rPr>
+          <w:lang w:val="zh_TW" w:bidi="zh_TW"/>
+        </w:rPr>
+        <w:t>不但如此，凡立志在基督耶穌裏敬虔度日的也都要受逼迫</w:t>
+      </w:r>
+      <w:r>
+        <w:rPr>
+          <w:lang w:val="zh_TW" w:bidi="zh_TW"/>
+        </w:rPr>
+        <w:t>」（</w:t>
+      </w:r>
+      <w:hyperlink r:id="rId45">
+        <w:r>
+          <w:rPr>
+            <w:lang w:val="zh_TW" w:bidi="zh_TW"/>
+          </w:rPr>
+          <w:rPr>
+            <w:color w:val="0000EE"/>
+            <w:u w:val="single"/>
+          </w:rPr>
+          <w:t>提後3:12</w:t>
+        </w:r>
+      </w:hyperlink>
+      <w:r>
+        <w:rPr>
+          <w:lang w:val="zh_TW" w:bidi="zh_TW"/>
+        </w:rPr>
+        <w:t>；見</w:t>
+      </w:r>
+      <w:hyperlink r:id="rId46">
+        <w:r>
+          <w:rPr>
+            <w:lang w:val="zh_TW" w:bidi="zh_TW"/>
+          </w:rPr>
+          <w:rPr>
+            <w:color w:val="0000EE"/>
+            <w:u w:val="single"/>
+          </w:rPr>
+          <w:t>可10:29–30</w:t>
+        </w:r>
+      </w:hyperlink>
+      <w:r>
+        <w:rPr>
+          <w:lang w:val="zh_TW" w:bidi="zh_TW"/>
+        </w:rPr>
+        <w:t>）。</w:t>
       </w:r>
     </w:p>
     <w:p>
@@ -796,100 +957,76 @@
           <w:lang w:val="zh_TW" w:bidi="zh_TW"/>
         </w:rPr>
       </w:r>
-      <w:hyperlink r:id="rId13">
-        <w:r>
-          <w:rPr>
-            <w:lang w:val="zh_TW" w:bidi="zh_TW"/>
-          </w:rPr>
-          <w:rPr>
-            <w:color w:val="0000EE"/>
-            <w:u w:val="single"/>
-          </w:rPr>
-          <w:t>民16:1–50；</w:t>
-        </w:r>
-      </w:hyperlink>
-      <w:hyperlink r:id="rId14">
-        <w:r>
-          <w:rPr>
-            <w:lang w:val="zh_TW" w:bidi="zh_TW"/>
-          </w:rPr>
-          <w:rPr>
-            <w:color w:val="0000EE"/>
-            <w:u w:val="single"/>
-          </w:rPr>
-          <w:t>申13:1–18；</w:t>
-        </w:r>
-      </w:hyperlink>
-      <w:hyperlink r:id="rId15">
-        <w:r>
-          <w:rPr>
-            <w:lang w:val="zh_TW" w:bidi="zh_TW"/>
-          </w:rPr>
-          <w:rPr>
-            <w:color w:val="0000EE"/>
-            <w:u w:val="single"/>
-          </w:rPr>
-          <w:t>王下17:5–23；</w:t>
-        </w:r>
-      </w:hyperlink>
-      <w:hyperlink r:id="rId16">
-        <w:r>
-          <w:rPr>
-            <w:lang w:val="zh_TW" w:bidi="zh_TW"/>
-          </w:rPr>
-          <w:rPr>
-            <w:color w:val="0000EE"/>
-            <w:u w:val="single"/>
-          </w:rPr>
-          <w:t>結8:1–18；</w:t>
-        </w:r>
-      </w:hyperlink>
-      <w:hyperlink r:id="rId22">
-        <w:r>
-          <w:rPr>
-            <w:lang w:val="zh_TW" w:bidi="zh_TW"/>
-          </w:rPr>
-          <w:rPr>
-            <w:color w:val="0000EE"/>
-            <w:u w:val="single"/>
-          </w:rPr>
-          <w:t>太24:10–13；</w:t>
-        </w:r>
-      </w:hyperlink>
-      <w:hyperlink r:id="rId24">
-        <w:r>
-          <w:rPr>
-            <w:lang w:val="zh_TW" w:bidi="zh_TW"/>
-          </w:rPr>
-          <w:rPr>
-            <w:color w:val="0000EE"/>
-            <w:u w:val="single"/>
-          </w:rPr>
-          <w:t>加1:6–9；</w:t>
-        </w:r>
-      </w:hyperlink>
-      <w:hyperlink r:id="rId25">
-        <w:r>
-          <w:rPr>
-            <w:lang w:val="zh_TW" w:bidi="zh_TW"/>
-          </w:rPr>
-          <w:rPr>
-            <w:color w:val="0000EE"/>
-            <w:u w:val="single"/>
-          </w:rPr>
-          <w:t>提後3:1–9；</w:t>
-        </w:r>
-      </w:hyperlink>
-      <w:hyperlink r:id="rId33">
-        <w:r>
-          <w:rPr>
-            <w:lang w:val="zh_TW" w:bidi="zh_TW"/>
-          </w:rPr>
-          <w:rPr>
-            <w:color w:val="0000EE"/>
-            <w:u w:val="single"/>
-          </w:rPr>
-          <w:t>來2:1–4</w:t>
+      <w:r>
+        <w:rPr>
+          <w:lang w:val="zh_TW" w:bidi="zh_TW"/>
+        </w:rPr>
+        <w:t>耶穌教導門徒，要做好準備，在困難的情境中為信仰辯護（</w:t>
+      </w:r>
+      <w:hyperlink r:id="rId47">
+        <w:r>
+          <w:rPr>
+            <w:lang w:val="zh_TW" w:bidi="zh_TW"/>
+          </w:rPr>
+          <w:rPr>
+            <w:color w:val="0000EE"/>
+            <w:u w:val="single"/>
+          </w:rPr>
+          <w:t>太10:18–20</w:t>
+        </w:r>
+      </w:hyperlink>
+      <w:r>
+        <w:rPr>
+          <w:lang w:val="zh_TW" w:bidi="zh_TW"/>
+        </w:rPr>
+        <w:t>；</w:t>
+      </w:r>
+      <w:hyperlink r:id="rId48">
+        <w:r>
+          <w:rPr>
+            <w:lang w:val="zh_TW" w:bidi="zh_TW"/>
+          </w:rPr>
+          <w:rPr>
+            <w:color w:val="0000EE"/>
+            <w:u w:val="single"/>
+          </w:rPr>
+          <w:t>路21:12–15</w:t>
+        </w:r>
+      </w:hyperlink>
+      <w:r>
+        <w:rPr>
+          <w:lang w:val="zh_TW" w:bidi="zh_TW"/>
+        </w:rPr>
+        <w:t>）。使徒和其他教會領袖也的確這樣做了，他們勇敢放膽，見證信仰（例如，</w:t>
+      </w:r>
+      <w:hyperlink r:id="rId49">
+        <w:r>
+          <w:rPr>
+            <w:lang w:val="zh_TW" w:bidi="zh_TW"/>
+          </w:rPr>
+          <w:rPr>
+            <w:color w:val="0000EE"/>
+            <w:u w:val="single"/>
+          </w:rPr>
+          <w:t>徒4:8–12</w:t>
+        </w:r>
+      </w:hyperlink>
+      <w:r>
+        <w:rPr>
+          <w:lang w:val="zh_TW" w:bidi="zh_TW"/>
+        </w:rPr>
+        <w:t>、</w:t>
+      </w:r>
+      <w:hyperlink r:id="rId50">
+        <w:r>
+          <w:rPr>
+            <w:lang w:val="zh_TW" w:bidi="zh_TW"/>
+          </w:rPr>
+          <w:rPr>
+            <w:color w:val="0000EE"/>
+            <w:u w:val="single"/>
+          </w:rPr>
+          <w:t>31</w:t>
         </w:r>
       </w:hyperlink>
       <w:r>
@@ -898,16 +1035,16 @@
         </w:rPr>
         <w:t>，</w:t>
       </w:r>
-      <w:hyperlink r:id="rId35">
-        <w:r>
-          <w:rPr>
-            <w:lang w:val="zh_TW" w:bidi="zh_TW"/>
-          </w:rPr>
-          <w:rPr>
-            <w:color w:val="0000EE"/>
-            <w:u w:val="single"/>
-          </w:rPr>
-          <w:t>6:4–8</w:t>
+      <w:hyperlink r:id="rId51">
+        <w:r>
+          <w:rPr>
+            <w:lang w:val="zh_TW" w:bidi="zh_TW"/>
+          </w:rPr>
+          <w:rPr>
+            <w:color w:val="0000EE"/>
+            <w:u w:val="single"/>
+          </w:rPr>
+          <w:t>5:29–32</w:t>
         </w:r>
       </w:hyperlink>
       <w:r>
@@ -916,51 +1053,113 @@
         </w:rPr>
         <w:t>，</w:t>
       </w:r>
-      <w:hyperlink r:id="rId36">
-        <w:r>
-          <w:rPr>
-            <w:lang w:val="zh_TW" w:bidi="zh_TW"/>
-          </w:rPr>
-          <w:rPr>
-            <w:color w:val="0000EE"/>
-            <w:u w:val="single"/>
-          </w:rPr>
-          <w:t>10:26–31；</w:t>
-        </w:r>
-      </w:hyperlink>
-      <w:hyperlink r:id="rId26">
-        <w:r>
-          <w:rPr>
-            <w:lang w:val="zh_TW" w:bidi="zh_TW"/>
-          </w:rPr>
-          <w:rPr>
-            <w:color w:val="0000EE"/>
-            <w:u w:val="single"/>
-          </w:rPr>
-          <w:t>彼後2:1–22；</w:t>
-        </w:r>
-      </w:hyperlink>
-      <w:hyperlink r:id="rId27">
-        <w:r>
-          <w:rPr>
-            <w:lang w:val="zh_TW" w:bidi="zh_TW"/>
-          </w:rPr>
-          <w:rPr>
-            <w:color w:val="0000EE"/>
-            <w:u w:val="single"/>
-          </w:rPr>
-          <w:t>約一2:18–19</w:t>
-        </w:r>
-      </w:hyperlink>
-      <w:r>
-        <w:rPr>
-          <w:lang w:val="zh_TW" w:bidi="zh_TW"/>
-        </w:rPr>
-      </w:r>
-      <w:r>
-        <w:rPr>
-          <w:lang w:val="zh_TW" w:bidi="zh_TW"/>
-        </w:rPr>
+      <w:hyperlink r:id="rId52">
+        <w:r>
+          <w:rPr>
+            <w:lang w:val="zh_TW" w:bidi="zh_TW"/>
+          </w:rPr>
+          <w:rPr>
+            <w:color w:val="0000EE"/>
+            <w:u w:val="single"/>
+          </w:rPr>
+          <w:t>6:8–10</w:t>
+        </w:r>
+      </w:hyperlink>
+      <w:r>
+        <w:rPr>
+          <w:lang w:val="zh_TW" w:bidi="zh_TW"/>
+        </w:rPr>
+        <w:t>，</w:t>
+      </w:r>
+      <w:hyperlink r:id="rId53">
+        <w:r>
+          <w:rPr>
+            <w:lang w:val="zh_TW" w:bidi="zh_TW"/>
+          </w:rPr>
+          <w:rPr>
+            <w:color w:val="0000EE"/>
+            <w:u w:val="single"/>
+          </w:rPr>
+          <w:t>8:4–40</w:t>
+        </w:r>
+      </w:hyperlink>
+      <w:r>
+        <w:rPr>
+          <w:lang w:val="zh_TW" w:bidi="zh_TW"/>
+        </w:rPr>
+        <w:t>，</w:t>
+      </w:r>
+      <w:hyperlink r:id="rId54">
+        <w:r>
+          <w:rPr>
+            <w:lang w:val="zh_TW" w:bidi="zh_TW"/>
+          </w:rPr>
+          <w:rPr>
+            <w:color w:val="0000EE"/>
+            <w:u w:val="single"/>
+          </w:rPr>
+          <w:t>9:27</w:t>
+        </w:r>
+      </w:hyperlink>
+      <w:r>
+        <w:rPr>
+          <w:lang w:val="zh_TW" w:bidi="zh_TW"/>
+        </w:rPr>
+        <w:t>）。聖經鼓勵基督徒要以勇敢且溫和的態度為信仰辯護，必須能向提問的人清楚說明自己所信（</w:t>
+      </w:r>
+      <w:hyperlink r:id="rId55">
+        <w:r>
+          <w:rPr>
+            <w:lang w:val="zh_TW" w:bidi="zh_TW"/>
+          </w:rPr>
+          <w:rPr>
+            <w:color w:val="0000EE"/>
+            <w:u w:val="single"/>
+          </w:rPr>
+          <w:t>西4:6</w:t>
+        </w:r>
+      </w:hyperlink>
+      <w:r>
+        <w:rPr>
+          <w:lang w:val="zh_TW" w:bidi="zh_TW"/>
+        </w:rPr>
+        <w:t>；</w:t>
+      </w:r>
+      <w:hyperlink r:id="rId56">
+        <w:r>
+          <w:rPr>
+            <w:lang w:val="zh_TW" w:bidi="zh_TW"/>
+          </w:rPr>
+          <w:rPr>
+            <w:color w:val="0000EE"/>
+            <w:u w:val="single"/>
+          </w:rPr>
+          <w:t>提後2:24–25</w:t>
+        </w:r>
+      </w:hyperlink>
+      <w:r>
+        <w:rPr>
+          <w:lang w:val="zh_TW" w:bidi="zh_TW"/>
+        </w:rPr>
+        <w:t>；</w:t>
+      </w:r>
+      <w:hyperlink r:id="rId57">
+        <w:r>
+          <w:rPr>
+            <w:lang w:val="zh_TW" w:bidi="zh_TW"/>
+          </w:rPr>
+          <w:rPr>
+            <w:color w:val="0000EE"/>
+            <w:u w:val="single"/>
+          </w:rPr>
+          <w:t>彼前3:15</w:t>
+        </w:r>
+      </w:hyperlink>
+      <w:r>
+        <w:rPr>
+          <w:lang w:val="zh_TW" w:bidi="zh_TW"/>
+        </w:rPr>
+        <w:t>）。</w:t>
       </w:r>
     </w:p>
     <w:p>
@@ -970,21 +1169,12 @@
           <w:lang w:val="zh_TW" w:bidi="zh_TW"/>
         </w:rPr>
       </w:r>
-    </w:p>
-    <w:p>
-      <w:pPr>
-        <w:pStyle w:val="Heading2"/>
-      </w:pPr>
-      <w:r>
-        <w:rPr>
-          <w:lang w:val="zh_TW" w:bidi="zh_TW"/>
-        </w:rPr>
-        <w:t>背道和復興</w:t>
-      </w:r>
-      <w:r>
-        <w:rPr>
-          <w:lang w:val="zh_TW" w:bidi="zh_TW"/>
-        </w:rPr>
+      <w:r>
+        <w:rPr>
+          <w:u w:val="single"/>
+          <w:lang w:val="zh_TW" w:bidi="zh_TW"/>
+        </w:rPr>
+        <w:t>進深研究的經文段落</w:t>
       </w:r>
     </w:p>
     <w:p>
@@ -994,148 +1184,16 @@
           <w:lang w:val="zh_TW" w:bidi="zh_TW"/>
         </w:rPr>
       </w:r>
-      <w:r>
-        <w:rPr>
-          <w:lang w:val="zh_TW" w:bidi="zh_TW"/>
-        </w:rPr>
-        <w:t>在以色列國分裂時期，人們常常認為北國以色列是不忠的，而南國猶大則是忠於神的。當耶羅波安建立北國時，許多義人為了遠離他的惡行而遷往猶大（</w:t>
-      </w:r>
-      <w:hyperlink r:id="rId38">
-        <w:r>
-          <w:rPr>
-            <w:lang w:val="zh_TW" w:bidi="zh_TW"/>
-          </w:rPr>
-          <w:rPr>
-            <w:color w:val="0000EE"/>
-            <w:u w:val="single"/>
-          </w:rPr>
-          <w:t>代下11:13–17</w:t>
-        </w:r>
-      </w:hyperlink>
-      <w:r>
-        <w:rPr>
-          <w:lang w:val="zh_TW" w:bidi="zh_TW"/>
-        </w:rPr>
-        <w:t>）。然而，南國後來也漸漸離棄對神的信靠。</w:t>
-      </w:r>
-    </w:p>
-    <w:p>
-      <w:pPr/>
-      <w:r>
-        <w:rPr>
-          <w:lang w:val="zh_TW" w:bidi="zh_TW"/>
-        </w:rPr>
-      </w:r>
-      <w:r>
-        <w:rPr>
-          <w:lang w:val="zh_TW" w:bidi="zh_TW"/>
-        </w:rPr>
-        <w:t>亞哈斯王變得與耶羅波安一樣：</w:t>
-      </w:r>
-    </w:p>
-    <w:p>
-      <w:pPr>
-        <w:pStyle w:val="ListNumber"/>
-        <w:numPr>
-          <w:ilvl w:val="0"/>
-          <w:numId w:val="15"/>
-        </w:numPr>
-        <w:spacing w:line="240" w:lineRule="auto"/>
-        <w:ind w:left="720"/>
-      </w:pPr>
-      <w:r>
-        <w:rPr>
-          <w:lang w:val="zh_TW" w:bidi="zh_TW"/>
-        </w:rPr>
-      </w:r>
-      <w:r>
-        <w:rPr>
-          <w:lang w:val="zh_TW" w:bidi="zh_TW"/>
-        </w:rPr>
-        <w:t>他製造了金屬偶像（</w:t>
-      </w:r>
-      <w:hyperlink r:id="rId39">
-        <w:r>
-          <w:rPr>
-            <w:lang w:val="zh_TW" w:bidi="zh_TW"/>
-          </w:rPr>
-          <w:rPr>
-            <w:color w:val="0000EE"/>
-            <w:u w:val="single"/>
-          </w:rPr>
-          <w:t>28:2</w:t>
-        </w:r>
-      </w:hyperlink>
-      <w:r>
-        <w:rPr>
-          <w:lang w:val="zh_TW" w:bidi="zh_TW"/>
-        </w:rPr>
-        <w:t>）。</w:t>
-      </w:r>
-    </w:p>
-    <w:p>
-      <w:pPr>
-        <w:pStyle w:val="ListNumber"/>
-        <w:spacing w:line="240" w:lineRule="auto"/>
-        <w:ind w:left="720"/>
-      </w:pPr>
-      <w:r>
-        <w:rPr>
-          <w:lang w:val="zh_TW" w:bidi="zh_TW"/>
-        </w:rPr>
-      </w:r>
-      <w:r>
-        <w:rPr>
-          <w:lang w:val="zh_TW" w:bidi="zh_TW"/>
-        </w:rPr>
-        <w:t>他敬拜大馬士革的神明（</w:t>
-      </w:r>
-      <w:hyperlink r:id="rId40">
-        <w:r>
-          <w:rPr>
-            <w:lang w:val="zh_TW" w:bidi="zh_TW"/>
-          </w:rPr>
-          <w:rPr>
-            <w:color w:val="0000EE"/>
-            <w:u w:val="single"/>
-          </w:rPr>
-          <w:t>28:23</w:t>
-        </w:r>
-      </w:hyperlink>
-      <w:r>
-        <w:rPr>
-          <w:lang w:val="zh_TW" w:bidi="zh_TW"/>
-        </w:rPr>
-        <w:t>）。</w:t>
-      </w:r>
-    </w:p>
-    <w:p>
-      <w:pPr>
-        <w:pStyle w:val="ListNumber"/>
-        <w:spacing w:line="240" w:lineRule="auto"/>
-        <w:ind w:left="720"/>
-      </w:pPr>
-      <w:r>
-        <w:rPr>
-          <w:lang w:val="zh_TW" w:bidi="zh_TW"/>
-        </w:rPr>
-      </w:r>
-      <w:r>
-        <w:rPr>
-          <w:lang w:val="zh_TW" w:bidi="zh_TW"/>
-        </w:rPr>
-        <w:t>他忽視聖殿（</w:t>
-      </w:r>
-      <w:hyperlink r:id="rId41">
-        <w:r>
-          <w:rPr>
-            <w:lang w:val="zh_TW" w:bidi="zh_TW"/>
-          </w:rPr>
-          <w:rPr>
-            <w:color w:val="0000EE"/>
-            <w:u w:val="single"/>
-          </w:rPr>
-          <w:t>28:24</w:t>
+      <w:hyperlink r:id="rId58">
+        <w:r>
+          <w:rPr>
+            <w:lang w:val="zh_TW" w:bidi="zh_TW"/>
+          </w:rPr>
+          <w:rPr>
+            <w:color w:val="0000EE"/>
+            <w:u w:val="single"/>
+          </w:rPr>
+          <w:t>王上18:2–15</w:t>
         </w:r>
       </w:hyperlink>
       <w:r>
@@ -1144,23 +1202,77 @@
         </w:rPr>
         <w:t>，</w:t>
       </w:r>
-      <w:hyperlink r:id="rId42">
-        <w:r>
-          <w:rPr>
-            <w:lang w:val="zh_TW" w:bidi="zh_TW"/>
-          </w:rPr>
-          <w:rPr>
-            <w:color w:val="0000EE"/>
-            <w:u w:val="single"/>
-          </w:rPr>
-          <w:t>29:7</w:t>
-        </w:r>
-      </w:hyperlink>
-      <w:r>
-        <w:rPr>
-          <w:lang w:val="zh_TW" w:bidi="zh_TW"/>
-        </w:rPr>
-        <w:t>、</w:t>
+      <w:hyperlink r:id="rId59">
+        <w:r>
+          <w:rPr>
+            <w:lang w:val="zh_TW" w:bidi="zh_TW"/>
+          </w:rPr>
+          <w:rPr>
+            <w:color w:val="0000EE"/>
+            <w:u w:val="single"/>
+          </w:rPr>
+          <w:t>19:1–18</w:t>
+        </w:r>
+      </w:hyperlink>
+      <w:r>
+        <w:rPr>
+          <w:lang w:val="zh_TW" w:bidi="zh_TW"/>
+        </w:rPr>
+        <w:t>；</w:t>
+      </w:r>
+      <w:hyperlink r:id="rId15">
+        <w:r>
+          <w:rPr>
+            <w:lang w:val="zh_TW" w:bidi="zh_TW"/>
+          </w:rPr>
+          <w:rPr>
+            <w:color w:val="0000EE"/>
+            <w:u w:val="single"/>
+          </w:rPr>
+          <w:t>尼4:1–3</w:t>
+        </w:r>
+      </w:hyperlink>
+      <w:r>
+        <w:rPr>
+          <w:lang w:val="zh_TW" w:bidi="zh_TW"/>
+        </w:rPr>
+        <w:t>；</w:t>
+      </w:r>
+      <w:hyperlink r:id="rId60">
+        <w:r>
+          <w:rPr>
+            <w:lang w:val="zh_TW" w:bidi="zh_TW"/>
+          </w:rPr>
+          <w:rPr>
+            <w:color w:val="0000EE"/>
+            <w:u w:val="single"/>
+          </w:rPr>
+          <w:t>耶37:1–38:28</w:t>
+        </w:r>
+      </w:hyperlink>
+      <w:r>
+        <w:rPr>
+          <w:lang w:val="zh_TW" w:bidi="zh_TW"/>
+        </w:rPr>
+        <w:t>；</w:t>
+      </w:r>
+      <w:hyperlink r:id="rId61">
+        <w:r>
+          <w:rPr>
+            <w:lang w:val="zh_TW" w:bidi="zh_TW"/>
+          </w:rPr>
+          <w:rPr>
+            <w:color w:val="0000EE"/>
+            <w:u w:val="single"/>
+          </w:rPr>
+          <w:t>太10:16–39</w:t>
+        </w:r>
+      </w:hyperlink>
+      <w:r>
+        <w:rPr>
+          <w:lang w:val="zh_TW" w:bidi="zh_TW"/>
+        </w:rPr>
+        <w:t>，</w:t>
       </w:r>
       <w:hyperlink r:id="rId43">
         <w:r>
@@ -1171,314 +1283,7 @@
             <w:color w:val="0000EE"/>
             <w:u w:val="single"/>
           </w:rPr>
-          <w:t>19</w:t>
-        </w:r>
-      </w:hyperlink>
-      <w:r>
-        <w:rPr>
-          <w:lang w:val="zh_TW" w:bidi="zh_TW"/>
-        </w:rPr>
-        <w:t>）。</w:t>
-      </w:r>
-    </w:p>
-    <w:p>
-      <w:pPr>
-        <w:pStyle w:val="ListNumber"/>
-        <w:spacing w:line="240" w:lineRule="auto"/>
-        <w:ind w:left="720"/>
-      </w:pPr>
-      <w:r>
-        <w:rPr>
-          <w:lang w:val="zh_TW" w:bidi="zh_TW"/>
-        </w:rPr>
-      </w:r>
-      <w:r>
-        <w:rPr>
-          <w:lang w:val="zh_TW" w:bidi="zh_TW"/>
-        </w:rPr>
-        <w:t>他推動虛假的敬拜（</w:t>
-      </w:r>
-      <w:hyperlink r:id="rId44">
-        <w:r>
-          <w:rPr>
-            <w:lang w:val="zh_TW" w:bidi="zh_TW"/>
-          </w:rPr>
-          <w:rPr>
-            <w:color w:val="0000EE"/>
-            <w:u w:val="single"/>
-          </w:rPr>
-          <w:t>28:24–25</w:t>
-        </w:r>
-      </w:hyperlink>
-      <w:r>
-        <w:rPr>
-          <w:lang w:val="zh_TW" w:bidi="zh_TW"/>
-        </w:rPr>
-        <w:t>）。</w:t>
-      </w:r>
-    </w:p>
-    <w:p>
-      <w:pPr>
-        <w:pStyle w:val="ListNumber"/>
-        <w:spacing w:line="240" w:lineRule="auto"/>
-        <w:ind w:left="720"/>
-      </w:pPr>
-      <w:r>
-        <w:rPr>
-          <w:lang w:val="zh_TW" w:bidi="zh_TW"/>
-        </w:rPr>
-      </w:r>
-      <w:r>
-        <w:rPr>
-          <w:lang w:val="zh_TW" w:bidi="zh_TW"/>
-        </w:rPr>
-        <w:t>他的不忠如此嚴重，以致當時北國的義行甚至超過猶大（見</w:t>
-      </w:r>
-      <w:hyperlink r:id="rId45">
-        <w:r>
-          <w:rPr>
-            <w:lang w:val="zh_TW" w:bidi="zh_TW"/>
-          </w:rPr>
-          <w:rPr>
-            <w:color w:val="0000EE"/>
-            <w:u w:val="single"/>
-          </w:rPr>
-          <w:t>28:9–15</w:t>
-        </w:r>
-      </w:hyperlink>
-      <w:r>
-        <w:rPr>
-          <w:lang w:val="zh_TW" w:bidi="zh_TW"/>
-        </w:rPr>
-        <w:t>）。</w:t>
-      </w:r>
-    </w:p>
-    <w:p>
-      <w:pPr/>
-      <w:r>
-        <w:rPr>
-          <w:lang w:val="zh_TW" w:bidi="zh_TW"/>
-        </w:rPr>
-      </w:r>
-      <w:r>
-        <w:rPr>
-          <w:lang w:val="zh_TW" w:bidi="zh_TW"/>
-        </w:rPr>
-        <w:t>歷代志作者撰寫的目的是為了激發人對神有朝一日會恢復猶大的盼望。他指出神總是赦免那些悔改的人。悔改可以帶來復興和與神和好（締造平安）的關係。這一點可從北國領袖在面對先知責備他們得勝軍隊時的反應中看見（</w:t>
-      </w:r>
-      <w:hyperlink r:id="rId46">
-        <w:r>
-          <w:rPr>
-            <w:lang w:val="zh_TW" w:bidi="zh_TW"/>
-          </w:rPr>
-          <w:rPr>
-            <w:color w:val="0000EE"/>
-            <w:u w:val="single"/>
-          </w:rPr>
-          <w:t>28:8–15</w:t>
-        </w:r>
-      </w:hyperlink>
-      <w:r>
-        <w:rPr>
-          <w:lang w:val="zh_TW" w:bidi="zh_TW"/>
-        </w:rPr>
-        <w:t>）。</w:t>
-      </w:r>
-    </w:p>
-    <w:p>
-      <w:pPr/>
-      <w:r>
-        <w:rPr>
-          <w:lang w:val="zh_TW" w:bidi="zh_TW"/>
-        </w:rPr>
-      </w:r>
-      <w:r>
-        <w:rPr>
-          <w:lang w:val="zh_TW" w:bidi="zh_TW"/>
-        </w:rPr>
-        <w:t>猶大在希西家王治理下的復興，也成為恢復與合一的典範，這也類似於所羅門王時代的榮景。希西家在登基的第一年，就著手修復聖殿 （</w:t>
-      </w:r>
-      <w:hyperlink r:id="rId47">
-        <w:r>
-          <w:rPr>
-            <w:lang w:val="zh_TW" w:bidi="zh_TW"/>
-          </w:rPr>
-          <w:rPr>
-            <w:color w:val="0000EE"/>
-            <w:u w:val="single"/>
-          </w:rPr>
-          <w:t>29:3</w:t>
-        </w:r>
-      </w:hyperlink>
-      <w:r>
-        <w:rPr>
-          <w:lang w:val="zh_TW" w:bidi="zh_TW"/>
-        </w:rPr>
-        <w:t>）。當希西家慶祝逾越節時，他邀請北國的百姓一同參與，顯明兩國可以在神所揀選的地方共同敬拜 （</w:t>
-      </w:r>
-      <w:hyperlink r:id="rId48">
-        <w:r>
-          <w:rPr>
-            <w:lang w:val="zh_TW" w:bidi="zh_TW"/>
-          </w:rPr>
-          <w:rPr>
-            <w:color w:val="0000EE"/>
-            <w:u w:val="single"/>
-          </w:rPr>
-          <w:t>30:18–20</w:t>
-        </w:r>
-      </w:hyperlink>
-      <w:r>
-        <w:rPr>
-          <w:lang w:val="zh_TW" w:bidi="zh_TW"/>
-        </w:rPr>
-        <w:t>）。他一度恢復了所羅門時代的榮耀（</w:t>
-      </w:r>
-      <w:hyperlink r:id="rId49">
-        <w:r>
-          <w:rPr>
-            <w:lang w:val="zh_TW" w:bidi="zh_TW"/>
-          </w:rPr>
-          <w:rPr>
-            <w:color w:val="0000EE"/>
-            <w:u w:val="single"/>
-          </w:rPr>
-          <w:t>30:26</w:t>
-        </w:r>
-      </w:hyperlink>
-      <w:r>
-        <w:rPr>
-          <w:lang w:val="zh_TW" w:bidi="zh_TW"/>
-        </w:rPr>
-        <w:t>；參</w:t>
-      </w:r>
-      <w:hyperlink r:id="rId50">
-        <w:r>
-          <w:rPr>
-            <w:lang w:val="zh_TW" w:bidi="zh_TW"/>
-          </w:rPr>
-          <w:rPr>
-            <w:color w:val="0000EE"/>
-            <w:u w:val="single"/>
-          </w:rPr>
-          <w:t>7:8–10</w:t>
-        </w:r>
-      </w:hyperlink>
-      <w:r>
-        <w:rPr>
-          <w:lang w:val="zh_TW" w:bidi="zh_TW"/>
-        </w:rPr>
-        <w:t>）。</w:t>
-      </w:r>
-    </w:p>
-    <w:p>
-      <w:pPr/>
-      <w:r>
-        <w:rPr>
-          <w:lang w:val="zh_TW" w:bidi="zh_TW"/>
-        </w:rPr>
-      </w:r>
-      <w:r>
-        <w:rPr>
-          <w:lang w:val="zh_TW" w:bidi="zh_TW"/>
-        </w:rPr>
-        <w:t>以色列被擄離開應許之地，並未結束神與祂立約子民的關係。若人們願意尋求耶和華，屬靈的醫治永遠都有可能——不論是帶著戰利品歸回，或是重新在逾越節聚集敬拜。舊約中許多警戒悖逆的猶大或以色列的先知，也都預言了未來的復興與歸回。</w:t>
-      </w:r>
-    </w:p>
-    <w:p>
-      <w:pPr/>
-      <w:r>
-        <w:rPr>
-          <w:lang w:val="zh_TW" w:bidi="zh_TW"/>
-        </w:rPr>
-      </w:r>
-      <w:r>
-        <w:rPr>
-          <w:lang w:val="zh_TW" w:bidi="zh_TW"/>
-        </w:rPr>
-        <w:t>這復興的盼望同樣適用於教會，即使教會遭遇死亡般的逼迫（因信仰而受到攻擊）或墮落敗壞，盼望仍不止息（見</w:t>
-      </w:r>
-      <w:hyperlink r:id="rId51">
-        <w:r>
-          <w:rPr>
-            <w:lang w:val="zh_TW" w:bidi="zh_TW"/>
-          </w:rPr>
-          <w:rPr>
-            <w:color w:val="0000EE"/>
-            <w:u w:val="single"/>
-          </w:rPr>
-          <w:t>啟2–3章</w:t>
-        </w:r>
-      </w:hyperlink>
-      <w:r>
-        <w:rPr>
-          <w:lang w:val="zh_TW" w:bidi="zh_TW"/>
-        </w:rPr>
-        <w:t>）。神的國建立在祂信實的應許之上，如同堅固的「磐石」（見</w:t>
-      </w:r>
-      <w:hyperlink r:id="rId52">
-        <w:r>
-          <w:rPr>
-            <w:lang w:val="zh_TW" w:bidi="zh_TW"/>
-          </w:rPr>
-          <w:rPr>
-            <w:color w:val="0000EE"/>
-            <w:u w:val="single"/>
-          </w:rPr>
-          <w:t>太16:18</w:t>
-        </w:r>
-      </w:hyperlink>
-      <w:r>
-        <w:rPr>
-          <w:lang w:val="zh_TW" w:bidi="zh_TW"/>
-        </w:rPr>
-        <w:t>）。</w:t>
-      </w:r>
-    </w:p>
-    <w:p>
-      <w:pPr/>
-      <w:r>
-        <w:rPr>
-          <w:lang w:val="zh_TW" w:bidi="zh_TW"/>
-        </w:rPr>
-      </w:r>
-      <w:r>
-        <w:rPr>
-          <w:u w:val="single"/>
-          <w:lang w:val="zh_TW" w:bidi="zh_TW"/>
-        </w:rPr>
-        <w:t>進深研究的經文段落</w:t>
-      </w:r>
-    </w:p>
-    <w:p>
-      <w:pPr/>
-      <w:r>
-        <w:rPr>
-          <w:lang w:val="zh_TW" w:bidi="zh_TW"/>
-        </w:rPr>
-      </w:r>
-      <w:hyperlink r:id="rId53">
-        <w:r>
-          <w:rPr>
-            <w:lang w:val="zh_TW" w:bidi="zh_TW"/>
-          </w:rPr>
-          <w:rPr>
-            <w:color w:val="0000EE"/>
-            <w:u w:val="single"/>
-          </w:rPr>
-          <w:t>王上21:1–29；</w:t>
-        </w:r>
-      </w:hyperlink>
-      <w:hyperlink r:id="rId38">
-        <w:r>
-          <w:rPr>
-            <w:lang w:val="zh_TW" w:bidi="zh_TW"/>
-          </w:rPr>
-          <w:rPr>
-            <w:color w:val="0000EE"/>
-            <w:u w:val="single"/>
-          </w:rPr>
-          <w:t>代下11:13–17</w:t>
+          <w:t>13:20–21</w:t>
         </w:r>
       </w:hyperlink>
       <w:r>
@@ -1487,16 +1292,16 @@
         </w:rPr>
         <w:t>，</w:t>
       </w:r>
-      <w:hyperlink r:id="rId54">
-        <w:r>
-          <w:rPr>
-            <w:lang w:val="zh_TW" w:bidi="zh_TW"/>
-          </w:rPr>
-          <w:rPr>
-            <w:color w:val="0000EE"/>
-            <w:u w:val="single"/>
-          </w:rPr>
-          <w:t>28:1–31:21</w:t>
+      <w:hyperlink r:id="rId62">
+        <w:r>
+          <w:rPr>
+            <w:lang w:val="zh_TW" w:bidi="zh_TW"/>
+          </w:rPr>
+          <w:rPr>
+            <w:color w:val="0000EE"/>
+            <w:u w:val="single"/>
+          </w:rPr>
+          <w:t>23:34–38</w:t>
         </w:r>
       </w:hyperlink>
       <w:r>
@@ -1505,40 +1310,34 @@
         </w:rPr>
         <w:t>，</w:t>
       </w:r>
-      <w:hyperlink r:id="rId55">
-        <w:r>
-          <w:rPr>
-            <w:lang w:val="zh_TW" w:bidi="zh_TW"/>
-          </w:rPr>
-          <w:rPr>
-            <w:color w:val="0000EE"/>
-            <w:u w:val="single"/>
-          </w:rPr>
-          <w:t>33:1–20；</w:t>
-        </w:r>
-      </w:hyperlink>
-      <w:hyperlink r:id="rId56">
-        <w:r>
-          <w:rPr>
-            <w:lang w:val="zh_TW" w:bidi="zh_TW"/>
-          </w:rPr>
-          <w:rPr>
-            <w:color w:val="0000EE"/>
-            <w:u w:val="single"/>
-          </w:rPr>
-          <w:t>耶18:7–17；</w:t>
-        </w:r>
-      </w:hyperlink>
-      <w:hyperlink r:id="rId57">
-        <w:r>
-          <w:rPr>
-            <w:lang w:val="zh_TW" w:bidi="zh_TW"/>
-          </w:rPr>
-          <w:rPr>
-            <w:color w:val="0000EE"/>
-            <w:u w:val="single"/>
-          </w:rPr>
-          <w:t>結16:1–63</w:t>
+      <w:hyperlink r:id="rId63">
+        <w:r>
+          <w:rPr>
+            <w:lang w:val="zh_TW" w:bidi="zh_TW"/>
+          </w:rPr>
+          <w:rPr>
+            <w:color w:val="0000EE"/>
+            <w:u w:val="single"/>
+          </w:rPr>
+          <w:t>24:9–14</w:t>
+        </w:r>
+      </w:hyperlink>
+      <w:r>
+        <w:rPr>
+          <w:lang w:val="zh_TW" w:bidi="zh_TW"/>
+        </w:rPr>
+        <w:t>；</w:t>
+      </w:r>
+      <w:hyperlink r:id="rId64">
+        <w:r>
+          <w:rPr>
+            <w:lang w:val="zh_TW" w:bidi="zh_TW"/>
+          </w:rPr>
+          <w:rPr>
+            <w:color w:val="0000EE"/>
+            <w:u w:val="single"/>
+          </w:rPr>
+          <w:t>可10:29–31</w:t>
         </w:r>
       </w:hyperlink>
       <w:r>
@@ -1547,64 +1346,322 @@
         </w:rPr>
         <w:t>，</w:t>
       </w:r>
-      <w:hyperlink r:id="rId58">
-        <w:r>
-          <w:rPr>
-            <w:lang w:val="zh_TW" w:bidi="zh_TW"/>
-          </w:rPr>
-          <w:rPr>
-            <w:color w:val="0000EE"/>
-            <w:u w:val="single"/>
-          </w:rPr>
-          <w:t>33:10–16；</w:t>
-        </w:r>
-      </w:hyperlink>
-      <w:hyperlink r:id="rId59">
-        <w:r>
-          <w:rPr>
-            <w:lang w:val="zh_TW" w:bidi="zh_TW"/>
-          </w:rPr>
-          <w:rPr>
-            <w:color w:val="0000EE"/>
-            <w:u w:val="single"/>
-          </w:rPr>
-          <w:t>珥2:12–32；</w:t>
-        </w:r>
-      </w:hyperlink>
-      <w:hyperlink r:id="rId60">
-        <w:r>
-          <w:rPr>
-            <w:lang w:val="zh_TW" w:bidi="zh_TW"/>
-          </w:rPr>
-          <w:rPr>
-            <w:color w:val="0000EE"/>
-            <w:u w:val="single"/>
-          </w:rPr>
-          <w:t>路19:2–10；</w:t>
-        </w:r>
-      </w:hyperlink>
-      <w:hyperlink r:id="rId61">
-        <w:r>
-          <w:rPr>
-            <w:lang w:val="zh_TW" w:bidi="zh_TW"/>
-          </w:rPr>
-          <w:rPr>
-            <w:color w:val="0000EE"/>
-            <w:u w:val="single"/>
-          </w:rPr>
-          <w:t>林前6:9–11；</w:t>
-        </w:r>
-      </w:hyperlink>
-      <w:hyperlink r:id="rId62">
-        <w:r>
-          <w:rPr>
-            <w:lang w:val="zh_TW" w:bidi="zh_TW"/>
-          </w:rPr>
-          <w:rPr>
-            <w:color w:val="0000EE"/>
-            <w:u w:val="single"/>
-          </w:rPr>
-          <w:t>提前1:15–17</w:t>
+      <w:hyperlink r:id="rId24">
+        <w:r>
+          <w:rPr>
+            <w:lang w:val="zh_TW" w:bidi="zh_TW"/>
+          </w:rPr>
+          <w:rPr>
+            <w:color w:val="0000EE"/>
+            <w:u w:val="single"/>
+          </w:rPr>
+          <w:t>13:9–13</w:t>
+        </w:r>
+      </w:hyperlink>
+      <w:r>
+        <w:rPr>
+          <w:lang w:val="zh_TW" w:bidi="zh_TW"/>
+        </w:rPr>
+        <w:t>；</w:t>
+      </w:r>
+      <w:hyperlink r:id="rId65">
+        <w:r>
+          <w:rPr>
+            <w:lang w:val="zh_TW" w:bidi="zh_TW"/>
+          </w:rPr>
+          <w:rPr>
+            <w:color w:val="0000EE"/>
+            <w:u w:val="single"/>
+          </w:rPr>
+          <w:t>路11:47–51</w:t>
+        </w:r>
+      </w:hyperlink>
+      <w:r>
+        <w:rPr>
+          <w:lang w:val="zh_TW" w:bidi="zh_TW"/>
+        </w:rPr>
+        <w:t>，</w:t>
+      </w:r>
+      <w:hyperlink r:id="rId27">
+        <w:r>
+          <w:rPr>
+            <w:lang w:val="zh_TW" w:bidi="zh_TW"/>
+          </w:rPr>
+          <w:rPr>
+            <w:color w:val="0000EE"/>
+            <w:u w:val="single"/>
+          </w:rPr>
+          <w:t>12:11–12</w:t>
+        </w:r>
+      </w:hyperlink>
+      <w:r>
+        <w:rPr>
+          <w:lang w:val="zh_TW" w:bidi="zh_TW"/>
+        </w:rPr>
+        <w:t>，</w:t>
+      </w:r>
+      <w:hyperlink r:id="rId66">
+        <w:r>
+          <w:rPr>
+            <w:lang w:val="zh_TW" w:bidi="zh_TW"/>
+          </w:rPr>
+          <w:rPr>
+            <w:color w:val="0000EE"/>
+            <w:u w:val="single"/>
+          </w:rPr>
+          <w:t>21:12–19</w:t>
+        </w:r>
+      </w:hyperlink>
+      <w:r>
+        <w:rPr>
+          <w:lang w:val="zh_TW" w:bidi="zh_TW"/>
+        </w:rPr>
+        <w:t>；</w:t>
+      </w:r>
+      <w:hyperlink r:id="rId67">
+        <w:r>
+          <w:rPr>
+            <w:lang w:val="zh_TW" w:bidi="zh_TW"/>
+          </w:rPr>
+          <w:rPr>
+            <w:color w:val="0000EE"/>
+            <w:u w:val="single"/>
+          </w:rPr>
+          <w:t>約16:1–4</w:t>
+        </w:r>
+      </w:hyperlink>
+      <w:r>
+        <w:rPr>
+          <w:lang w:val="zh_TW" w:bidi="zh_TW"/>
+        </w:rPr>
+        <w:t>；</w:t>
+      </w:r>
+      <w:hyperlink r:id="rId68">
+        <w:r>
+          <w:rPr>
+            <w:lang w:val="zh_TW" w:bidi="zh_TW"/>
+          </w:rPr>
+          <w:rPr>
+            <w:color w:val="0000EE"/>
+            <w:u w:val="single"/>
+          </w:rPr>
+          <w:t>徒4:13–31</w:t>
+        </w:r>
+      </w:hyperlink>
+      <w:r>
+        <w:rPr>
+          <w:lang w:val="zh_TW" w:bidi="zh_TW"/>
+        </w:rPr>
+        <w:t>，</w:t>
+      </w:r>
+      <w:hyperlink r:id="rId69">
+        <w:r>
+          <w:rPr>
+            <w:lang w:val="zh_TW" w:bidi="zh_TW"/>
+          </w:rPr>
+          <w:rPr>
+            <w:color w:val="0000EE"/>
+            <w:u w:val="single"/>
+          </w:rPr>
+          <w:t>5:17–42</w:t>
+        </w:r>
+      </w:hyperlink>
+      <w:r>
+        <w:rPr>
+          <w:lang w:val="zh_TW" w:bidi="zh_TW"/>
+        </w:rPr>
+        <w:t>，</w:t>
+      </w:r>
+      <w:hyperlink r:id="rId70">
+        <w:r>
+          <w:rPr>
+            <w:lang w:val="zh_TW" w:bidi="zh_TW"/>
+          </w:rPr>
+          <w:rPr>
+            <w:color w:val="0000EE"/>
+            <w:u w:val="single"/>
+          </w:rPr>
+          <w:t>6:8–8:4</w:t>
+        </w:r>
+      </w:hyperlink>
+      <w:r>
+        <w:rPr>
+          <w:lang w:val="zh_TW" w:bidi="zh_TW"/>
+        </w:rPr>
+        <w:t>，</w:t>
+      </w:r>
+      <w:hyperlink r:id="rId71">
+        <w:r>
+          <w:rPr>
+            <w:lang w:val="zh_TW" w:bidi="zh_TW"/>
+          </w:rPr>
+          <w:rPr>
+            <w:color w:val="0000EE"/>
+            <w:u w:val="single"/>
+          </w:rPr>
+          <w:t>9:1–31</w:t>
+        </w:r>
+      </w:hyperlink>
+      <w:r>
+        <w:rPr>
+          <w:lang w:val="zh_TW" w:bidi="zh_TW"/>
+        </w:rPr>
+        <w:t>，</w:t>
+      </w:r>
+      <w:hyperlink r:id="rId72">
+        <w:r>
+          <w:rPr>
+            <w:lang w:val="zh_TW" w:bidi="zh_TW"/>
+          </w:rPr>
+          <w:rPr>
+            <w:color w:val="0000EE"/>
+            <w:u w:val="single"/>
+          </w:rPr>
+          <w:t>12:1–19</w:t>
+        </w:r>
+      </w:hyperlink>
+      <w:r>
+        <w:rPr>
+          <w:lang w:val="zh_TW" w:bidi="zh_TW"/>
+        </w:rPr>
+        <w:t>，</w:t>
+      </w:r>
+      <w:hyperlink r:id="rId73">
+        <w:r>
+          <w:rPr>
+            <w:lang w:val="zh_TW" w:bidi="zh_TW"/>
+          </w:rPr>
+          <w:rPr>
+            <w:color w:val="0000EE"/>
+            <w:u w:val="single"/>
+          </w:rPr>
+          <w:t>14:1–7</w:t>
+        </w:r>
+      </w:hyperlink>
+      <w:r>
+        <w:rPr>
+          <w:lang w:val="zh_TW" w:bidi="zh_TW"/>
+        </w:rPr>
+        <w:t>，</w:t>
+      </w:r>
+      <w:hyperlink r:id="rId74">
+        <w:r>
+          <w:rPr>
+            <w:lang w:val="zh_TW" w:bidi="zh_TW"/>
+          </w:rPr>
+          <w:rPr>
+            <w:color w:val="0000EE"/>
+            <w:u w:val="single"/>
+          </w:rPr>
+          <w:t>22:3–29</w:t>
+        </w:r>
+      </w:hyperlink>
+      <w:r>
+        <w:rPr>
+          <w:lang w:val="zh_TW" w:bidi="zh_TW"/>
+        </w:rPr>
+        <w:t>，</w:t>
+      </w:r>
+      <w:hyperlink r:id="rId75">
+        <w:r>
+          <w:rPr>
+            <w:lang w:val="zh_TW" w:bidi="zh_TW"/>
+          </w:rPr>
+          <w:rPr>
+            <w:color w:val="0000EE"/>
+            <w:u w:val="single"/>
+          </w:rPr>
+          <w:t>23:12–31</w:t>
+        </w:r>
+      </w:hyperlink>
+      <w:r>
+        <w:rPr>
+          <w:lang w:val="zh_TW" w:bidi="zh_TW"/>
+        </w:rPr>
+        <w:t>，</w:t>
+      </w:r>
+      <w:hyperlink r:id="rId34">
+        <w:r>
+          <w:rPr>
+            <w:lang w:val="zh_TW" w:bidi="zh_TW"/>
+          </w:rPr>
+          <w:rPr>
+            <w:color w:val="0000EE"/>
+            <w:u w:val="single"/>
+          </w:rPr>
+          <w:t>26:9–11</w:t>
+        </w:r>
+      </w:hyperlink>
+      <w:r>
+        <w:rPr>
+          <w:lang w:val="zh_TW" w:bidi="zh_TW"/>
+        </w:rPr>
+        <w:t>；</w:t>
+      </w:r>
+      <w:hyperlink r:id="rId36">
+        <w:r>
+          <w:rPr>
+            <w:lang w:val="zh_TW" w:bidi="zh_TW"/>
+          </w:rPr>
+          <w:rPr>
+            <w:color w:val="0000EE"/>
+            <w:u w:val="single"/>
+          </w:rPr>
+          <w:t>加1:13</w:t>
+        </w:r>
+      </w:hyperlink>
+      <w:r>
+        <w:rPr>
+          <w:lang w:val="zh_TW" w:bidi="zh_TW"/>
+        </w:rPr>
+        <w:t>；</w:t>
+      </w:r>
+      <w:hyperlink r:id="rId19">
+        <w:r>
+          <w:rPr>
+            <w:lang w:val="zh_TW" w:bidi="zh_TW"/>
+          </w:rPr>
+          <w:rPr>
+            <w:color w:val="0000EE"/>
+            <w:u w:val="single"/>
+          </w:rPr>
+          <w:t>帖前2:14–16</w:t>
+        </w:r>
+      </w:hyperlink>
+      <w:r>
+        <w:rPr>
+          <w:lang w:val="zh_TW" w:bidi="zh_TW"/>
+        </w:rPr>
+        <w:t>；</w:t>
+      </w:r>
+      <w:hyperlink r:id="rId76">
+        <w:r>
+          <w:rPr>
+            <w:lang w:val="zh_TW" w:bidi="zh_TW"/>
+          </w:rPr>
+          <w:rPr>
+            <w:color w:val="0000EE"/>
+            <w:u w:val="single"/>
+          </w:rPr>
+          <w:t>提後3:11–14</w:t>
+        </w:r>
+      </w:hyperlink>
+      <w:r>
+        <w:rPr>
+          <w:lang w:val="zh_TW" w:bidi="zh_TW"/>
+        </w:rPr>
+        <w:t>；</w:t>
+      </w:r>
+      <w:hyperlink r:id="rId77">
+        <w:r>
+          <w:rPr>
+            <w:lang w:val="zh_TW" w:bidi="zh_TW"/>
+          </w:rPr>
+          <w:rPr>
+            <w:color w:val="0000EE"/>
+            <w:u w:val="single"/>
+          </w:rPr>
+          <w:t>彼前3:13–18</w:t>
         </w:r>
       </w:hyperlink>
       <w:r>
@@ -3507,18 +3564,6 @@
   </w:num>
   <w:num w:numId="13" w16cid:durableId="592781308">
     <w:abstractNumId w:val="11"/>
-  </w:num>
-  <w:num w:numId="14">
-    <w:abstractNumId w:val="3"/>
-    <w:lvlOverride w:ilvl="0">
-      <w:startOverride w:val="1"/>
-    </w:lvlOverride>
-  </w:num>
-  <w:num w:numId="15">
-    <w:abstractNumId w:val="3"/>
-    <w:lvlOverride w:ilvl="0">
-      <w:startOverride w:val="1"/>
-    </w:lvlOverride>
   </w:num>
   <w:numIdMacAtCleanup w:val="10"/>
 </w:numbering>

--- a/zht/docx/005.content.docx
+++ b/zht/docx/005.content.docx
@@ -19,7 +19,7 @@
         <w:rPr>
           <w:lang w:val="zh_TW" w:bidi="zh_TW"/>
         </w:rPr>
-        <w:t>Resource: Tyndale Open Study Notes</w:t>
+        <w:t>Resource: Aquifer Open Study Notes (Themes)</w:t>
       </w:r>
       <w:r>
         <w:rPr>
@@ -112,7 +112,7 @@
         <w:rPr>
           <w:lang w:val="zh_TW" w:bidi="zh_TW"/>
         </w:rPr>
-        <w:t>Tyndale Open Study Notes</w:t>
+        <w:t>Aquifer Open Study Notes (Themes)</w:t>
       </w:r>
     </w:p>
     <w:p>

--- a/zht/docx/005.content.docx
+++ b/zht/docx/005.content.docx
@@ -259,162 +259,108 @@
         </w:rPr>
         <w:t>逼迫是神的子民常有的經歷，神的僕人經常面臨敵意和反對（例如，</w:t>
       </w:r>
-      <w:hyperlink r:id="rId13">
-        <w:r>
-          <w:rPr>
-            <w:lang w:val="zh_TW" w:bidi="zh_TW"/>
-          </w:rPr>
-          <w:rPr>
-            <w:color w:val="0000EE"/>
-            <w:u w:val="single"/>
-          </w:rPr>
-          <w:t>申30:7</w:t>
-        </w:r>
-      </w:hyperlink>
+      <w:r>
+        <w:rPr>
+          <w:lang w:val="zh_TW" w:bidi="zh_TW"/>
+        </w:rPr>
+        <w:t>申30:7</w:t>
+      </w:r>
       <w:r>
         <w:rPr>
           <w:lang w:val="zh_TW" w:bidi="zh_TW"/>
         </w:rPr>
         <w:t>；</w:t>
       </w:r>
-      <w:hyperlink r:id="rId14">
-        <w:r>
-          <w:rPr>
-            <w:lang w:val="zh_TW" w:bidi="zh_TW"/>
-          </w:rPr>
-          <w:rPr>
-            <w:color w:val="0000EE"/>
-            <w:u w:val="single"/>
-          </w:rPr>
-          <w:t>王上18:13</w:t>
-        </w:r>
-      </w:hyperlink>
+      <w:r>
+        <w:rPr>
+          <w:lang w:val="zh_TW" w:bidi="zh_TW"/>
+        </w:rPr>
+        <w:t>王上18:13</w:t>
+      </w:r>
       <w:r>
         <w:rPr>
           <w:lang w:val="zh_TW" w:bidi="zh_TW"/>
         </w:rPr>
         <w:t>；</w:t>
       </w:r>
-      <w:hyperlink r:id="rId15">
-        <w:r>
-          <w:rPr>
-            <w:lang w:val="zh_TW" w:bidi="zh_TW"/>
-          </w:rPr>
-          <w:rPr>
-            <w:color w:val="0000EE"/>
-            <w:u w:val="single"/>
-          </w:rPr>
-          <w:t>尼4:1–3</w:t>
-        </w:r>
-      </w:hyperlink>
+      <w:r>
+        <w:rPr>
+          <w:lang w:val="zh_TW" w:bidi="zh_TW"/>
+        </w:rPr>
+        <w:t>尼4:1–3</w:t>
+      </w:r>
       <w:r>
         <w:rPr>
           <w:lang w:val="zh_TW" w:bidi="zh_TW"/>
         </w:rPr>
         <w:t>；</w:t>
       </w:r>
-      <w:hyperlink r:id="rId16">
-        <w:r>
-          <w:rPr>
-            <w:lang w:val="zh_TW" w:bidi="zh_TW"/>
-          </w:rPr>
-          <w:rPr>
-            <w:color w:val="0000EE"/>
-            <w:u w:val="single"/>
-          </w:rPr>
-          <w:t>耶37:11–38:28</w:t>
-        </w:r>
-      </w:hyperlink>
+      <w:r>
+        <w:rPr>
+          <w:lang w:val="zh_TW" w:bidi="zh_TW"/>
+        </w:rPr>
+        <w:t>耶37:11–38:28</w:t>
+      </w:r>
       <w:r>
         <w:rPr>
           <w:lang w:val="zh_TW" w:bidi="zh_TW"/>
         </w:rPr>
         <w:t>；</w:t>
       </w:r>
-      <w:hyperlink r:id="rId17">
-        <w:r>
-          <w:rPr>
-            <w:lang w:val="zh_TW" w:bidi="zh_TW"/>
-          </w:rPr>
-          <w:rPr>
-            <w:color w:val="0000EE"/>
-            <w:u w:val="single"/>
-          </w:rPr>
-          <w:t>太23:34–37</w:t>
-        </w:r>
-      </w:hyperlink>
+      <w:r>
+        <w:rPr>
+          <w:lang w:val="zh_TW" w:bidi="zh_TW"/>
+        </w:rPr>
+        <w:t>太23:34–37</w:t>
+      </w:r>
       <w:r>
         <w:rPr>
           <w:lang w:val="zh_TW" w:bidi="zh_TW"/>
         </w:rPr>
         <w:t>；</w:t>
       </w:r>
-      <w:hyperlink r:id="rId18">
-        <w:r>
-          <w:rPr>
-            <w:lang w:val="zh_TW" w:bidi="zh_TW"/>
-          </w:rPr>
-          <w:rPr>
-            <w:color w:val="0000EE"/>
-            <w:u w:val="single"/>
-          </w:rPr>
-          <w:t>路11:49–51</w:t>
-        </w:r>
-      </w:hyperlink>
+      <w:r>
+        <w:rPr>
+          <w:lang w:val="zh_TW" w:bidi="zh_TW"/>
+        </w:rPr>
+        <w:t>路11:49–51</w:t>
+      </w:r>
       <w:r>
         <w:rPr>
           <w:lang w:val="zh_TW" w:bidi="zh_TW"/>
         </w:rPr>
         <w:t>；</w:t>
       </w:r>
-      <w:hyperlink r:id="rId19">
-        <w:r>
-          <w:rPr>
-            <w:lang w:val="zh_TW" w:bidi="zh_TW"/>
-          </w:rPr>
-          <w:rPr>
-            <w:color w:val="0000EE"/>
-            <w:u w:val="single"/>
-          </w:rPr>
-          <w:t>帖前2:14–16</w:t>
-        </w:r>
-      </w:hyperlink>
+      <w:r>
+        <w:rPr>
+          <w:lang w:val="zh_TW" w:bidi="zh_TW"/>
+        </w:rPr>
+        <w:t>帖前2:14–16</w:t>
+      </w:r>
       <w:r>
         <w:rPr>
           <w:lang w:val="zh_TW" w:bidi="zh_TW"/>
         </w:rPr>
         <w:t>）。耶穌自己也曾遭受逼迫（</w:t>
       </w:r>
-      <w:hyperlink r:id="rId20">
-        <w:r>
-          <w:rPr>
-            <w:lang w:val="zh_TW" w:bidi="zh_TW"/>
-          </w:rPr>
-          <w:rPr>
-            <w:color w:val="0000EE"/>
-            <w:u w:val="single"/>
-          </w:rPr>
-          <w:t>路4:28–30</w:t>
-        </w:r>
-      </w:hyperlink>
+      <w:r>
+        <w:rPr>
+          <w:lang w:val="zh_TW" w:bidi="zh_TW"/>
+        </w:rPr>
+        <w:t>路4:28–30</w:t>
+      </w:r>
       <w:r>
         <w:rPr>
           <w:lang w:val="zh_TW" w:bidi="zh_TW"/>
         </w:rPr>
         <w:t>；</w:t>
       </w:r>
-      <w:hyperlink r:id="rId21">
-        <w:r>
-          <w:rPr>
-            <w:lang w:val="zh_TW" w:bidi="zh_TW"/>
-          </w:rPr>
-          <w:rPr>
-            <w:color w:val="0000EE"/>
-            <w:u w:val="single"/>
-          </w:rPr>
-          <w:t>約5:16</w:t>
-        </w:r>
-      </w:hyperlink>
+      <w:r>
+        <w:rPr>
+          <w:lang w:val="zh_TW" w:bidi="zh_TW"/>
+        </w:rPr>
+        <w:t>約5:16</w:t>
+      </w:r>
       <w:r>
         <w:rPr>
           <w:lang w:val="zh_TW" w:bidi="zh_TW"/>
@@ -435,144 +381,96 @@
         </w:rPr>
         <w:t>耶穌地上的生命結束之前，受到嘲弄、鞭打，並被釘十字架而死。祂告訴門徒，他們也會經歷類似情況（</w:t>
       </w:r>
-      <w:hyperlink r:id="rId22">
-        <w:r>
-          <w:rPr>
-            <w:lang w:val="zh_TW" w:bidi="zh_TW"/>
-          </w:rPr>
-          <w:rPr>
-            <w:color w:val="0000EE"/>
-            <w:u w:val="single"/>
-          </w:rPr>
-          <w:t>太10:16–25</w:t>
-        </w:r>
-      </w:hyperlink>
+      <w:r>
+        <w:rPr>
+          <w:lang w:val="zh_TW" w:bidi="zh_TW"/>
+        </w:rPr>
+        <w:t>太10:16–25</w:t>
+      </w:r>
       <w:r>
         <w:rPr>
           <w:lang w:val="zh_TW" w:bidi="zh_TW"/>
         </w:rPr>
         <w:t>，</w:t>
       </w:r>
-      <w:hyperlink r:id="rId23">
-        <w:r>
-          <w:rPr>
-            <w:lang w:val="zh_TW" w:bidi="zh_TW"/>
-          </w:rPr>
-          <w:rPr>
-            <w:color w:val="0000EE"/>
-            <w:u w:val="single"/>
-          </w:rPr>
-          <w:t>24:9</w:t>
-        </w:r>
-      </w:hyperlink>
+      <w:r>
+        <w:rPr>
+          <w:lang w:val="zh_TW" w:bidi="zh_TW"/>
+        </w:rPr>
+        <w:t>24:9</w:t>
+      </w:r>
       <w:r>
         <w:rPr>
           <w:lang w:val="zh_TW" w:bidi="zh_TW"/>
         </w:rPr>
         <w:t>；</w:t>
       </w:r>
-      <w:hyperlink r:id="rId24">
-        <w:r>
-          <w:rPr>
-            <w:lang w:val="zh_TW" w:bidi="zh_TW"/>
-          </w:rPr>
-          <w:rPr>
-            <w:color w:val="0000EE"/>
-            <w:u w:val="single"/>
-          </w:rPr>
-          <w:t>可13:9–13</w:t>
-        </w:r>
-      </w:hyperlink>
+      <w:r>
+        <w:rPr>
+          <w:lang w:val="zh_TW" w:bidi="zh_TW"/>
+        </w:rPr>
+        <w:t>可13:9–13</w:t>
+      </w:r>
       <w:r>
         <w:rPr>
           <w:lang w:val="zh_TW" w:bidi="zh_TW"/>
         </w:rPr>
         <w:t>；</w:t>
       </w:r>
-      <w:hyperlink r:id="rId25">
-        <w:r>
-          <w:rPr>
-            <w:lang w:val="zh_TW" w:bidi="zh_TW"/>
-          </w:rPr>
-          <w:rPr>
-            <w:color w:val="0000EE"/>
-            <w:u w:val="single"/>
-          </w:rPr>
-          <w:t>路21:12–17</w:t>
-        </w:r>
-      </w:hyperlink>
+      <w:r>
+        <w:rPr>
+          <w:lang w:val="zh_TW" w:bidi="zh_TW"/>
+        </w:rPr>
+        <w:t>路21:12–17</w:t>
+      </w:r>
       <w:r>
         <w:rPr>
           <w:lang w:val="zh_TW" w:bidi="zh_TW"/>
         </w:rPr>
         <w:t>；</w:t>
       </w:r>
-      <w:hyperlink r:id="rId26">
-        <w:r>
-          <w:rPr>
-            <w:lang w:val="zh_TW" w:bidi="zh_TW"/>
-          </w:rPr>
-          <w:rPr>
-            <w:color w:val="0000EE"/>
-            <w:u w:val="single"/>
-          </w:rPr>
-          <w:t>約16:2</w:t>
-        </w:r>
-      </w:hyperlink>
+      <w:r>
+        <w:rPr>
+          <w:lang w:val="zh_TW" w:bidi="zh_TW"/>
+        </w:rPr>
+        <w:t>約16:2</w:t>
+      </w:r>
       <w:r>
         <w:rPr>
           <w:lang w:val="zh_TW" w:bidi="zh_TW"/>
         </w:rPr>
         <w:t>）。祂事先讓門徒做好準備，以面對這樣的時刻，並告訴他們，聖靈將賜下他們所需要的勇氣（</w:t>
       </w:r>
-      <w:hyperlink r:id="rId27">
-        <w:r>
-          <w:rPr>
-            <w:lang w:val="zh_TW" w:bidi="zh_TW"/>
-          </w:rPr>
-          <w:rPr>
-            <w:color w:val="0000EE"/>
-            <w:u w:val="single"/>
-          </w:rPr>
-          <w:t>路12:11–12</w:t>
-        </w:r>
-      </w:hyperlink>
+      <w:r>
+        <w:rPr>
+          <w:lang w:val="zh_TW" w:bidi="zh_TW"/>
+        </w:rPr>
+        <w:t>路12:11–12</w:t>
+      </w:r>
       <w:r>
         <w:rPr>
           <w:lang w:val="zh_TW" w:bidi="zh_TW"/>
         </w:rPr>
         <w:t>，</w:t>
       </w:r>
-      <w:hyperlink r:id="rId28">
-        <w:r>
-          <w:rPr>
-            <w:lang w:val="zh_TW" w:bidi="zh_TW"/>
-          </w:rPr>
-          <w:rPr>
-            <w:color w:val="0000EE"/>
-            <w:u w:val="single"/>
-          </w:rPr>
-          <w:t>21:14–15</w:t>
-        </w:r>
-      </w:hyperlink>
+      <w:r>
+        <w:rPr>
+          <w:lang w:val="zh_TW" w:bidi="zh_TW"/>
+        </w:rPr>
+        <w:t>21:14–15</w:t>
+      </w:r>
       <w:r>
         <w:rPr>
           <w:lang w:val="zh_TW" w:bidi="zh_TW"/>
         </w:rPr>
         <w:t>；</w:t>
       </w:r>
-      <w:hyperlink r:id="rId29">
-        <w:r>
-          <w:rPr>
-            <w:lang w:val="zh_TW" w:bidi="zh_TW"/>
-          </w:rPr>
-          <w:rPr>
-            <w:color w:val="0000EE"/>
-            <w:u w:val="single"/>
-          </w:rPr>
-          <w:t>徒1:8</w:t>
-        </w:r>
-      </w:hyperlink>
+      <w:r>
+        <w:rPr>
+          <w:lang w:val="zh_TW" w:bidi="zh_TW"/>
+        </w:rPr>
+        <w:t>徒1:8</w:t>
+      </w:r>
       <w:r>
         <w:rPr>
           <w:lang w:val="zh_TW" w:bidi="zh_TW"/>
@@ -617,234 +515,156 @@
         </w:rPr>
         <w:t>）。大數的掃羅在大馬士革路上遇見耶穌異象之前，曾大力逼迫教會（</w:t>
       </w:r>
-      <w:hyperlink r:id="rId30">
-        <w:r>
-          <w:rPr>
-            <w:lang w:val="zh_TW" w:bidi="zh_TW"/>
-          </w:rPr>
-          <w:rPr>
-            <w:color w:val="0000EE"/>
-            <w:u w:val="single"/>
-          </w:rPr>
-          <w:t>徒8:1–3</w:t>
-        </w:r>
-      </w:hyperlink>
+      <w:r>
+        <w:rPr>
+          <w:lang w:val="zh_TW" w:bidi="zh_TW"/>
+        </w:rPr>
+        <w:t>徒8:1–3</w:t>
+      </w:r>
       <w:r>
         <w:rPr>
           <w:lang w:val="zh_TW" w:bidi="zh_TW"/>
         </w:rPr>
         <w:t>，</w:t>
       </w:r>
-      <w:hyperlink r:id="rId31">
-        <w:r>
-          <w:rPr>
-            <w:lang w:val="zh_TW" w:bidi="zh_TW"/>
-          </w:rPr>
-          <w:rPr>
-            <w:color w:val="0000EE"/>
-            <w:u w:val="single"/>
-          </w:rPr>
-          <w:t>9:1–13</w:t>
-        </w:r>
-      </w:hyperlink>
+      <w:r>
+        <w:rPr>
+          <w:lang w:val="zh_TW" w:bidi="zh_TW"/>
+        </w:rPr>
+        <w:t>9:1–13</w:t>
+      </w:r>
       <w:r>
         <w:rPr>
           <w:lang w:val="zh_TW" w:bidi="zh_TW"/>
         </w:rPr>
         <w:t>、</w:t>
       </w:r>
-      <w:hyperlink r:id="rId32">
-        <w:r>
-          <w:rPr>
-            <w:lang w:val="zh_TW" w:bidi="zh_TW"/>
-          </w:rPr>
-          <w:rPr>
-            <w:color w:val="0000EE"/>
-            <w:u w:val="single"/>
-          </w:rPr>
-          <w:t>21</w:t>
-        </w:r>
-      </w:hyperlink>
+      <w:r>
+        <w:rPr>
+          <w:lang w:val="zh_TW" w:bidi="zh_TW"/>
+        </w:rPr>
+        <w:t>21</w:t>
+      </w:r>
       <w:r>
         <w:rPr>
           <w:lang w:val="zh_TW" w:bidi="zh_TW"/>
         </w:rPr>
         <w:t>，</w:t>
       </w:r>
-      <w:hyperlink r:id="rId33">
-        <w:r>
-          <w:rPr>
-            <w:lang w:val="zh_TW" w:bidi="zh_TW"/>
-          </w:rPr>
-          <w:rPr>
-            <w:color w:val="0000EE"/>
-            <w:u w:val="single"/>
-          </w:rPr>
-          <w:t>22:4</w:t>
-        </w:r>
-      </w:hyperlink>
+      <w:r>
+        <w:rPr>
+          <w:lang w:val="zh_TW" w:bidi="zh_TW"/>
+        </w:rPr>
+        <w:t>22:4</w:t>
+      </w:r>
       <w:r>
         <w:rPr>
           <w:lang w:val="zh_TW" w:bidi="zh_TW"/>
         </w:rPr>
         <w:t>，</w:t>
       </w:r>
-      <w:hyperlink r:id="rId34">
-        <w:r>
-          <w:rPr>
-            <w:lang w:val="zh_TW" w:bidi="zh_TW"/>
-          </w:rPr>
-          <w:rPr>
-            <w:color w:val="0000EE"/>
-            <w:u w:val="single"/>
-          </w:rPr>
-          <w:t>26:9–11</w:t>
-        </w:r>
-      </w:hyperlink>
+      <w:r>
+        <w:rPr>
+          <w:lang w:val="zh_TW" w:bidi="zh_TW"/>
+        </w:rPr>
+        <w:t>26:9–11</w:t>
+      </w:r>
       <w:r>
         <w:rPr>
           <w:lang w:val="zh_TW" w:bidi="zh_TW"/>
         </w:rPr>
         <w:t>；見</w:t>
       </w:r>
-      <w:hyperlink r:id="rId35">
-        <w:r>
-          <w:rPr>
-            <w:lang w:val="zh_TW" w:bidi="zh_TW"/>
-          </w:rPr>
-          <w:rPr>
-            <w:color w:val="0000EE"/>
-            <w:u w:val="single"/>
-          </w:rPr>
-          <w:t>林前15:9</w:t>
-        </w:r>
-      </w:hyperlink>
+      <w:r>
+        <w:rPr>
+          <w:lang w:val="zh_TW" w:bidi="zh_TW"/>
+        </w:rPr>
+        <w:t>林前15:9</w:t>
+      </w:r>
       <w:r>
         <w:rPr>
           <w:lang w:val="zh_TW" w:bidi="zh_TW"/>
         </w:rPr>
         <w:t>；</w:t>
       </w:r>
-      <w:hyperlink r:id="rId36">
-        <w:r>
-          <w:rPr>
-            <w:lang w:val="zh_TW" w:bidi="zh_TW"/>
-          </w:rPr>
-          <w:rPr>
-            <w:color w:val="0000EE"/>
-            <w:u w:val="single"/>
-          </w:rPr>
-          <w:t>加1:13</w:t>
-        </w:r>
-      </w:hyperlink>
+      <w:r>
+        <w:rPr>
+          <w:lang w:val="zh_TW" w:bidi="zh_TW"/>
+        </w:rPr>
+        <w:t>加1:13</w:t>
+      </w:r>
       <w:r>
         <w:rPr>
           <w:lang w:val="zh_TW" w:bidi="zh_TW"/>
         </w:rPr>
         <w:t>；</w:t>
       </w:r>
-      <w:hyperlink r:id="rId37">
-        <w:r>
-          <w:rPr>
-            <w:lang w:val="zh_TW" w:bidi="zh_TW"/>
-          </w:rPr>
-          <w:rPr>
-            <w:color w:val="0000EE"/>
-            <w:u w:val="single"/>
-          </w:rPr>
-          <w:t>腓3:6</w:t>
-        </w:r>
-      </w:hyperlink>
+      <w:r>
+        <w:rPr>
+          <w:lang w:val="zh_TW" w:bidi="zh_TW"/>
+        </w:rPr>
+        <w:t>腓3:6</w:t>
+      </w:r>
       <w:r>
         <w:rPr>
           <w:lang w:val="zh_TW" w:bidi="zh_TW"/>
         </w:rPr>
         <w:t>）。使徒彼得、約翰、司提反、雅各、保羅和巴拿巴都曾經歷逼迫（</w:t>
       </w:r>
-      <w:hyperlink r:id="rId38">
-        <w:r>
-          <w:rPr>
-            <w:lang w:val="zh_TW" w:bidi="zh_TW"/>
-          </w:rPr>
-          <w:rPr>
-            <w:color w:val="0000EE"/>
-            <w:u w:val="single"/>
-          </w:rPr>
-          <w:t>徒4:15–18</w:t>
-        </w:r>
-      </w:hyperlink>
+      <w:r>
+        <w:rPr>
+          <w:lang w:val="zh_TW" w:bidi="zh_TW"/>
+        </w:rPr>
+        <w:t>徒4:15–18</w:t>
+      </w:r>
       <w:r>
         <w:rPr>
           <w:lang w:val="zh_TW" w:bidi="zh_TW"/>
         </w:rPr>
         <w:t>，</w:t>
       </w:r>
-      <w:hyperlink r:id="rId39">
-        <w:r>
-          <w:rPr>
-            <w:lang w:val="zh_TW" w:bidi="zh_TW"/>
-          </w:rPr>
-          <w:rPr>
-            <w:color w:val="0000EE"/>
-            <w:u w:val="single"/>
-          </w:rPr>
-          <w:t>5:17–18</w:t>
-        </w:r>
-      </w:hyperlink>
+      <w:r>
+        <w:rPr>
+          <w:lang w:val="zh_TW" w:bidi="zh_TW"/>
+        </w:rPr>
+        <w:t>5:17–18</w:t>
+      </w:r>
       <w:r>
         <w:rPr>
           <w:lang w:val="zh_TW" w:bidi="zh_TW"/>
         </w:rPr>
         <w:t>，</w:t>
       </w:r>
-      <w:hyperlink r:id="rId40">
-        <w:r>
-          <w:rPr>
-            <w:lang w:val="zh_TW" w:bidi="zh_TW"/>
-          </w:rPr>
-          <w:rPr>
-            <w:color w:val="0000EE"/>
-            <w:u w:val="single"/>
-          </w:rPr>
-          <w:t>7:54–60</w:t>
-        </w:r>
-      </w:hyperlink>
+      <w:r>
+        <w:rPr>
+          <w:lang w:val="zh_TW" w:bidi="zh_TW"/>
+        </w:rPr>
+        <w:t>7:54–60</w:t>
+      </w:r>
       <w:r>
         <w:rPr>
           <w:lang w:val="zh_TW" w:bidi="zh_TW"/>
         </w:rPr>
         <w:t>，</w:t>
       </w:r>
-      <w:hyperlink r:id="rId41">
-        <w:r>
-          <w:rPr>
-            <w:lang w:val="zh_TW" w:bidi="zh_TW"/>
-          </w:rPr>
-          <w:rPr>
-            <w:color w:val="0000EE"/>
-            <w:u w:val="single"/>
-          </w:rPr>
-          <w:t>12:1–4</w:t>
-        </w:r>
-      </w:hyperlink>
+      <w:r>
+        <w:rPr>
+          <w:lang w:val="zh_TW" w:bidi="zh_TW"/>
+        </w:rPr>
+        <w:t>12:1–4</w:t>
+      </w:r>
       <w:r>
         <w:rPr>
           <w:lang w:val="zh_TW" w:bidi="zh_TW"/>
         </w:rPr>
         <w:t>，</w:t>
       </w:r>
-      <w:hyperlink r:id="rId42">
-        <w:r>
-          <w:rPr>
-            <w:lang w:val="zh_TW" w:bidi="zh_TW"/>
-          </w:rPr>
-          <w:rPr>
-            <w:color w:val="0000EE"/>
-            <w:u w:val="single"/>
-          </w:rPr>
-          <w:t>14:5–6</w:t>
-        </w:r>
-      </w:hyperlink>
+      <w:r>
+        <w:rPr>
+          <w:lang w:val="zh_TW" w:bidi="zh_TW"/>
+        </w:rPr>
+        <w:t>14:5–6</w:t>
+      </w:r>
       <w:r>
         <w:rPr>
           <w:lang w:val="zh_TW" w:bidi="zh_TW"/>
@@ -865,36 +685,24 @@
         </w:rPr>
         <w:t>在撒種的比喻中，耶穌說明逼迫對信心薄弱者的影響（</w:t>
       </w:r>
-      <w:hyperlink r:id="rId43">
-        <w:r>
-          <w:rPr>
-            <w:lang w:val="zh_TW" w:bidi="zh_TW"/>
-          </w:rPr>
-          <w:rPr>
-            <w:color w:val="0000EE"/>
-            <w:u w:val="single"/>
-          </w:rPr>
-          <w:t>太13:20–21</w:t>
-        </w:r>
-      </w:hyperlink>
+      <w:r>
+        <w:rPr>
+          <w:lang w:val="zh_TW" w:bidi="zh_TW"/>
+        </w:rPr>
+        <w:t>太13:20–21</w:t>
+      </w:r>
       <w:r>
         <w:rPr>
           <w:lang w:val="zh_TW" w:bidi="zh_TW"/>
         </w:rPr>
         <w:t>；</w:t>
       </w:r>
-      <w:hyperlink r:id="rId44">
-        <w:r>
-          <w:rPr>
-            <w:lang w:val="zh_TW" w:bidi="zh_TW"/>
-          </w:rPr>
-          <w:rPr>
-            <w:color w:val="0000EE"/>
-            <w:u w:val="single"/>
-          </w:rPr>
-          <w:t>可4:16–17</w:t>
-        </w:r>
-      </w:hyperlink>
+      <w:r>
+        <w:rPr>
+          <w:lang w:val="zh_TW" w:bidi="zh_TW"/>
+        </w:rPr>
+        <w:t>可4:16–17</w:t>
+      </w:r>
       <w:r>
         <w:rPr>
           <w:lang w:val="zh_TW" w:bidi="zh_TW"/>
@@ -913,36 +721,24 @@
         </w:rPr>
         <w:t>」（</w:t>
       </w:r>
-      <w:hyperlink r:id="rId45">
-        <w:r>
-          <w:rPr>
-            <w:lang w:val="zh_TW" w:bidi="zh_TW"/>
-          </w:rPr>
-          <w:rPr>
-            <w:color w:val="0000EE"/>
-            <w:u w:val="single"/>
-          </w:rPr>
-          <w:t>提後3:12</w:t>
-        </w:r>
-      </w:hyperlink>
+      <w:r>
+        <w:rPr>
+          <w:lang w:val="zh_TW" w:bidi="zh_TW"/>
+        </w:rPr>
+        <w:t>提後3:12</w:t>
+      </w:r>
       <w:r>
         <w:rPr>
           <w:lang w:val="zh_TW" w:bidi="zh_TW"/>
         </w:rPr>
         <w:t>；見</w:t>
       </w:r>
-      <w:hyperlink r:id="rId46">
-        <w:r>
-          <w:rPr>
-            <w:lang w:val="zh_TW" w:bidi="zh_TW"/>
-          </w:rPr>
-          <w:rPr>
-            <w:color w:val="0000EE"/>
-            <w:u w:val="single"/>
-          </w:rPr>
-          <w:t>可10:29–30</w:t>
-        </w:r>
-      </w:hyperlink>
+      <w:r>
+        <w:rPr>
+          <w:lang w:val="zh_TW" w:bidi="zh_TW"/>
+        </w:rPr>
+        <w:t>可10:29–30</w:t>
+      </w:r>
       <w:r>
         <w:rPr>
           <w:lang w:val="zh_TW" w:bidi="zh_TW"/>
@@ -963,198 +759,132 @@
         </w:rPr>
         <w:t>耶穌教導門徒，要做好準備，在困難的情境中為信仰辯護（</w:t>
       </w:r>
-      <w:hyperlink r:id="rId47">
-        <w:r>
-          <w:rPr>
-            <w:lang w:val="zh_TW" w:bidi="zh_TW"/>
-          </w:rPr>
-          <w:rPr>
-            <w:color w:val="0000EE"/>
-            <w:u w:val="single"/>
-          </w:rPr>
-          <w:t>太10:18–20</w:t>
-        </w:r>
-      </w:hyperlink>
+      <w:r>
+        <w:rPr>
+          <w:lang w:val="zh_TW" w:bidi="zh_TW"/>
+        </w:rPr>
+        <w:t>太10:18–20</w:t>
+      </w:r>
       <w:r>
         <w:rPr>
           <w:lang w:val="zh_TW" w:bidi="zh_TW"/>
         </w:rPr>
         <w:t>；</w:t>
       </w:r>
-      <w:hyperlink r:id="rId48">
-        <w:r>
-          <w:rPr>
-            <w:lang w:val="zh_TW" w:bidi="zh_TW"/>
-          </w:rPr>
-          <w:rPr>
-            <w:color w:val="0000EE"/>
-            <w:u w:val="single"/>
-          </w:rPr>
-          <w:t>路21:12–15</w:t>
-        </w:r>
-      </w:hyperlink>
+      <w:r>
+        <w:rPr>
+          <w:lang w:val="zh_TW" w:bidi="zh_TW"/>
+        </w:rPr>
+        <w:t>路21:12–15</w:t>
+      </w:r>
       <w:r>
         <w:rPr>
           <w:lang w:val="zh_TW" w:bidi="zh_TW"/>
         </w:rPr>
         <w:t>）。使徒和其他教會領袖也的確這樣做了，他們勇敢放膽，見證信仰（例如，</w:t>
       </w:r>
-      <w:hyperlink r:id="rId49">
-        <w:r>
-          <w:rPr>
-            <w:lang w:val="zh_TW" w:bidi="zh_TW"/>
-          </w:rPr>
-          <w:rPr>
-            <w:color w:val="0000EE"/>
-            <w:u w:val="single"/>
-          </w:rPr>
-          <w:t>徒4:8–12</w:t>
-        </w:r>
-      </w:hyperlink>
+      <w:r>
+        <w:rPr>
+          <w:lang w:val="zh_TW" w:bidi="zh_TW"/>
+        </w:rPr>
+        <w:t>徒4:8–12</w:t>
+      </w:r>
       <w:r>
         <w:rPr>
           <w:lang w:val="zh_TW" w:bidi="zh_TW"/>
         </w:rPr>
         <w:t>、</w:t>
       </w:r>
-      <w:hyperlink r:id="rId50">
-        <w:r>
-          <w:rPr>
-            <w:lang w:val="zh_TW" w:bidi="zh_TW"/>
-          </w:rPr>
-          <w:rPr>
-            <w:color w:val="0000EE"/>
-            <w:u w:val="single"/>
-          </w:rPr>
-          <w:t>31</w:t>
-        </w:r>
-      </w:hyperlink>
+      <w:r>
+        <w:rPr>
+          <w:lang w:val="zh_TW" w:bidi="zh_TW"/>
+        </w:rPr>
+        <w:t>31</w:t>
+      </w:r>
       <w:r>
         <w:rPr>
           <w:lang w:val="zh_TW" w:bidi="zh_TW"/>
         </w:rPr>
         <w:t>，</w:t>
       </w:r>
-      <w:hyperlink r:id="rId51">
-        <w:r>
-          <w:rPr>
-            <w:lang w:val="zh_TW" w:bidi="zh_TW"/>
-          </w:rPr>
-          <w:rPr>
-            <w:color w:val="0000EE"/>
-            <w:u w:val="single"/>
-          </w:rPr>
-          <w:t>5:29–32</w:t>
-        </w:r>
-      </w:hyperlink>
+      <w:r>
+        <w:rPr>
+          <w:lang w:val="zh_TW" w:bidi="zh_TW"/>
+        </w:rPr>
+        <w:t>5:29–32</w:t>
+      </w:r>
       <w:r>
         <w:rPr>
           <w:lang w:val="zh_TW" w:bidi="zh_TW"/>
         </w:rPr>
         <w:t>，</w:t>
       </w:r>
-      <w:hyperlink r:id="rId52">
-        <w:r>
-          <w:rPr>
-            <w:lang w:val="zh_TW" w:bidi="zh_TW"/>
-          </w:rPr>
-          <w:rPr>
-            <w:color w:val="0000EE"/>
-            <w:u w:val="single"/>
-          </w:rPr>
-          <w:t>6:8–10</w:t>
-        </w:r>
-      </w:hyperlink>
+      <w:r>
+        <w:rPr>
+          <w:lang w:val="zh_TW" w:bidi="zh_TW"/>
+        </w:rPr>
+        <w:t>6:8–10</w:t>
+      </w:r>
       <w:r>
         <w:rPr>
           <w:lang w:val="zh_TW" w:bidi="zh_TW"/>
         </w:rPr>
         <w:t>，</w:t>
       </w:r>
-      <w:hyperlink r:id="rId53">
-        <w:r>
-          <w:rPr>
-            <w:lang w:val="zh_TW" w:bidi="zh_TW"/>
-          </w:rPr>
-          <w:rPr>
-            <w:color w:val="0000EE"/>
-            <w:u w:val="single"/>
-          </w:rPr>
-          <w:t>8:4–40</w:t>
-        </w:r>
-      </w:hyperlink>
+      <w:r>
+        <w:rPr>
+          <w:lang w:val="zh_TW" w:bidi="zh_TW"/>
+        </w:rPr>
+        <w:t>8:4–40</w:t>
+      </w:r>
       <w:r>
         <w:rPr>
           <w:lang w:val="zh_TW" w:bidi="zh_TW"/>
         </w:rPr>
         <w:t>，</w:t>
       </w:r>
-      <w:hyperlink r:id="rId54">
-        <w:r>
-          <w:rPr>
-            <w:lang w:val="zh_TW" w:bidi="zh_TW"/>
-          </w:rPr>
-          <w:rPr>
-            <w:color w:val="0000EE"/>
-            <w:u w:val="single"/>
-          </w:rPr>
-          <w:t>9:27</w:t>
-        </w:r>
-      </w:hyperlink>
+      <w:r>
+        <w:rPr>
+          <w:lang w:val="zh_TW" w:bidi="zh_TW"/>
+        </w:rPr>
+        <w:t>9:27</w:t>
+      </w:r>
       <w:r>
         <w:rPr>
           <w:lang w:val="zh_TW" w:bidi="zh_TW"/>
         </w:rPr>
         <w:t>）。聖經鼓勵基督徒要以勇敢且溫和的態度為信仰辯護，必須能向提問的人清楚說明自己所信（</w:t>
       </w:r>
-      <w:hyperlink r:id="rId55">
-        <w:r>
-          <w:rPr>
-            <w:lang w:val="zh_TW" w:bidi="zh_TW"/>
-          </w:rPr>
-          <w:rPr>
-            <w:color w:val="0000EE"/>
-            <w:u w:val="single"/>
-          </w:rPr>
-          <w:t>西4:6</w:t>
-        </w:r>
-      </w:hyperlink>
+      <w:r>
+        <w:rPr>
+          <w:lang w:val="zh_TW" w:bidi="zh_TW"/>
+        </w:rPr>
+        <w:t>西4:6</w:t>
+      </w:r>
       <w:r>
         <w:rPr>
           <w:lang w:val="zh_TW" w:bidi="zh_TW"/>
         </w:rPr>
         <w:t>；</w:t>
       </w:r>
-      <w:hyperlink r:id="rId56">
-        <w:r>
-          <w:rPr>
-            <w:lang w:val="zh_TW" w:bidi="zh_TW"/>
-          </w:rPr>
-          <w:rPr>
-            <w:color w:val="0000EE"/>
-            <w:u w:val="single"/>
-          </w:rPr>
-          <w:t>提後2:24–25</w:t>
-        </w:r>
-      </w:hyperlink>
+      <w:r>
+        <w:rPr>
+          <w:lang w:val="zh_TW" w:bidi="zh_TW"/>
+        </w:rPr>
+        <w:t>提後2:24–25</w:t>
+      </w:r>
       <w:r>
         <w:rPr>
           <w:lang w:val="zh_TW" w:bidi="zh_TW"/>
         </w:rPr>
         <w:t>；</w:t>
       </w:r>
-      <w:hyperlink r:id="rId57">
-        <w:r>
-          <w:rPr>
-            <w:lang w:val="zh_TW" w:bidi="zh_TW"/>
-          </w:rPr>
-          <w:rPr>
-            <w:color w:val="0000EE"/>
-            <w:u w:val="single"/>
-          </w:rPr>
-          <w:t>彼前3:15</w:t>
-        </w:r>
-      </w:hyperlink>
+      <w:r>
+        <w:rPr>
+          <w:lang w:val="zh_TW" w:bidi="zh_TW"/>
+        </w:rPr>
+        <w:t>彼前3:15</w:t>
+      </w:r>
       <w:r>
         <w:rPr>
           <w:lang w:val="zh_TW" w:bidi="zh_TW"/>
@@ -1184,486 +914,324 @@
           <w:lang w:val="zh_TW" w:bidi="zh_TW"/>
         </w:rPr>
       </w:r>
-      <w:hyperlink r:id="rId58">
-        <w:r>
-          <w:rPr>
-            <w:lang w:val="zh_TW" w:bidi="zh_TW"/>
-          </w:rPr>
-          <w:rPr>
-            <w:color w:val="0000EE"/>
-            <w:u w:val="single"/>
-          </w:rPr>
-          <w:t>王上18:2–15</w:t>
-        </w:r>
-      </w:hyperlink>
+      <w:r>
+        <w:rPr>
+          <w:lang w:val="zh_TW" w:bidi="zh_TW"/>
+        </w:rPr>
+        <w:t>王上18:2–15</w:t>
+      </w:r>
       <w:r>
         <w:rPr>
           <w:lang w:val="zh_TW" w:bidi="zh_TW"/>
         </w:rPr>
         <w:t>，</w:t>
       </w:r>
-      <w:hyperlink r:id="rId59">
-        <w:r>
-          <w:rPr>
-            <w:lang w:val="zh_TW" w:bidi="zh_TW"/>
-          </w:rPr>
-          <w:rPr>
-            <w:color w:val="0000EE"/>
-            <w:u w:val="single"/>
-          </w:rPr>
-          <w:t>19:1–18</w:t>
-        </w:r>
-      </w:hyperlink>
+      <w:r>
+        <w:rPr>
+          <w:lang w:val="zh_TW" w:bidi="zh_TW"/>
+        </w:rPr>
+        <w:t>19:1–18</w:t>
+      </w:r>
       <w:r>
         <w:rPr>
           <w:lang w:val="zh_TW" w:bidi="zh_TW"/>
         </w:rPr>
         <w:t>；</w:t>
       </w:r>
-      <w:hyperlink r:id="rId15">
-        <w:r>
-          <w:rPr>
-            <w:lang w:val="zh_TW" w:bidi="zh_TW"/>
-          </w:rPr>
-          <w:rPr>
-            <w:color w:val="0000EE"/>
-            <w:u w:val="single"/>
-          </w:rPr>
-          <w:t>尼4:1–3</w:t>
-        </w:r>
-      </w:hyperlink>
+      <w:r>
+        <w:rPr>
+          <w:lang w:val="zh_TW" w:bidi="zh_TW"/>
+        </w:rPr>
+        <w:t>尼4:1–3</w:t>
+      </w:r>
       <w:r>
         <w:rPr>
           <w:lang w:val="zh_TW" w:bidi="zh_TW"/>
         </w:rPr>
         <w:t>；</w:t>
       </w:r>
-      <w:hyperlink r:id="rId60">
-        <w:r>
-          <w:rPr>
-            <w:lang w:val="zh_TW" w:bidi="zh_TW"/>
-          </w:rPr>
-          <w:rPr>
-            <w:color w:val="0000EE"/>
-            <w:u w:val="single"/>
-          </w:rPr>
-          <w:t>耶37:1–38:28</w:t>
-        </w:r>
-      </w:hyperlink>
+      <w:r>
+        <w:rPr>
+          <w:lang w:val="zh_TW" w:bidi="zh_TW"/>
+        </w:rPr>
+        <w:t>耶37:1–38:28</w:t>
+      </w:r>
       <w:r>
         <w:rPr>
           <w:lang w:val="zh_TW" w:bidi="zh_TW"/>
         </w:rPr>
         <w:t>；</w:t>
       </w:r>
-      <w:hyperlink r:id="rId61">
-        <w:r>
-          <w:rPr>
-            <w:lang w:val="zh_TW" w:bidi="zh_TW"/>
-          </w:rPr>
-          <w:rPr>
-            <w:color w:val="0000EE"/>
-            <w:u w:val="single"/>
-          </w:rPr>
-          <w:t>太10:16–39</w:t>
-        </w:r>
-      </w:hyperlink>
+      <w:r>
+        <w:rPr>
+          <w:lang w:val="zh_TW" w:bidi="zh_TW"/>
+        </w:rPr>
+        <w:t>太10:16–39</w:t>
+      </w:r>
       <w:r>
         <w:rPr>
           <w:lang w:val="zh_TW" w:bidi="zh_TW"/>
         </w:rPr>
         <w:t>，</w:t>
       </w:r>
-      <w:hyperlink r:id="rId43">
-        <w:r>
-          <w:rPr>
-            <w:lang w:val="zh_TW" w:bidi="zh_TW"/>
-          </w:rPr>
-          <w:rPr>
-            <w:color w:val="0000EE"/>
-            <w:u w:val="single"/>
-          </w:rPr>
-          <w:t>13:20–21</w:t>
-        </w:r>
-      </w:hyperlink>
+      <w:r>
+        <w:rPr>
+          <w:lang w:val="zh_TW" w:bidi="zh_TW"/>
+        </w:rPr>
+        <w:t>13:20–21</w:t>
+      </w:r>
       <w:r>
         <w:rPr>
           <w:lang w:val="zh_TW" w:bidi="zh_TW"/>
         </w:rPr>
         <w:t>，</w:t>
       </w:r>
-      <w:hyperlink r:id="rId62">
-        <w:r>
-          <w:rPr>
-            <w:lang w:val="zh_TW" w:bidi="zh_TW"/>
-          </w:rPr>
-          <w:rPr>
-            <w:color w:val="0000EE"/>
-            <w:u w:val="single"/>
-          </w:rPr>
-          <w:t>23:34–38</w:t>
-        </w:r>
-      </w:hyperlink>
+      <w:r>
+        <w:rPr>
+          <w:lang w:val="zh_TW" w:bidi="zh_TW"/>
+        </w:rPr>
+        <w:t>23:34–38</w:t>
+      </w:r>
       <w:r>
         <w:rPr>
           <w:lang w:val="zh_TW" w:bidi="zh_TW"/>
         </w:rPr>
         <w:t>，</w:t>
       </w:r>
-      <w:hyperlink r:id="rId63">
-        <w:r>
-          <w:rPr>
-            <w:lang w:val="zh_TW" w:bidi="zh_TW"/>
-          </w:rPr>
-          <w:rPr>
-            <w:color w:val="0000EE"/>
-            <w:u w:val="single"/>
-          </w:rPr>
-          <w:t>24:9–14</w:t>
-        </w:r>
-      </w:hyperlink>
+      <w:r>
+        <w:rPr>
+          <w:lang w:val="zh_TW" w:bidi="zh_TW"/>
+        </w:rPr>
+        <w:t>24:9–14</w:t>
+      </w:r>
       <w:r>
         <w:rPr>
           <w:lang w:val="zh_TW" w:bidi="zh_TW"/>
         </w:rPr>
         <w:t>；</w:t>
       </w:r>
-      <w:hyperlink r:id="rId64">
-        <w:r>
-          <w:rPr>
-            <w:lang w:val="zh_TW" w:bidi="zh_TW"/>
-          </w:rPr>
-          <w:rPr>
-            <w:color w:val="0000EE"/>
-            <w:u w:val="single"/>
-          </w:rPr>
-          <w:t>可10:29–31</w:t>
-        </w:r>
-      </w:hyperlink>
+      <w:r>
+        <w:rPr>
+          <w:lang w:val="zh_TW" w:bidi="zh_TW"/>
+        </w:rPr>
+        <w:t>可10:29–31</w:t>
+      </w:r>
       <w:r>
         <w:rPr>
           <w:lang w:val="zh_TW" w:bidi="zh_TW"/>
         </w:rPr>
         <w:t>，</w:t>
       </w:r>
-      <w:hyperlink r:id="rId24">
-        <w:r>
-          <w:rPr>
-            <w:lang w:val="zh_TW" w:bidi="zh_TW"/>
-          </w:rPr>
-          <w:rPr>
-            <w:color w:val="0000EE"/>
-            <w:u w:val="single"/>
-          </w:rPr>
-          <w:t>13:9–13</w:t>
-        </w:r>
-      </w:hyperlink>
+      <w:r>
+        <w:rPr>
+          <w:lang w:val="zh_TW" w:bidi="zh_TW"/>
+        </w:rPr>
+        <w:t>13:9–13</w:t>
+      </w:r>
       <w:r>
         <w:rPr>
           <w:lang w:val="zh_TW" w:bidi="zh_TW"/>
         </w:rPr>
         <w:t>；</w:t>
       </w:r>
-      <w:hyperlink r:id="rId65">
-        <w:r>
-          <w:rPr>
-            <w:lang w:val="zh_TW" w:bidi="zh_TW"/>
-          </w:rPr>
-          <w:rPr>
-            <w:color w:val="0000EE"/>
-            <w:u w:val="single"/>
-          </w:rPr>
-          <w:t>路11:47–51</w:t>
-        </w:r>
-      </w:hyperlink>
+      <w:r>
+        <w:rPr>
+          <w:lang w:val="zh_TW" w:bidi="zh_TW"/>
+        </w:rPr>
+        <w:t>路11:47–51</w:t>
+      </w:r>
       <w:r>
         <w:rPr>
           <w:lang w:val="zh_TW" w:bidi="zh_TW"/>
         </w:rPr>
         <w:t>，</w:t>
       </w:r>
-      <w:hyperlink r:id="rId27">
-        <w:r>
-          <w:rPr>
-            <w:lang w:val="zh_TW" w:bidi="zh_TW"/>
-          </w:rPr>
-          <w:rPr>
-            <w:color w:val="0000EE"/>
-            <w:u w:val="single"/>
-          </w:rPr>
-          <w:t>12:11–12</w:t>
-        </w:r>
-      </w:hyperlink>
+      <w:r>
+        <w:rPr>
+          <w:lang w:val="zh_TW" w:bidi="zh_TW"/>
+        </w:rPr>
+        <w:t>12:11–12</w:t>
+      </w:r>
       <w:r>
         <w:rPr>
           <w:lang w:val="zh_TW" w:bidi="zh_TW"/>
         </w:rPr>
         <w:t>，</w:t>
       </w:r>
-      <w:hyperlink r:id="rId66">
-        <w:r>
-          <w:rPr>
-            <w:lang w:val="zh_TW" w:bidi="zh_TW"/>
-          </w:rPr>
-          <w:rPr>
-            <w:color w:val="0000EE"/>
-            <w:u w:val="single"/>
-          </w:rPr>
-          <w:t>21:12–19</w:t>
-        </w:r>
-      </w:hyperlink>
+      <w:r>
+        <w:rPr>
+          <w:lang w:val="zh_TW" w:bidi="zh_TW"/>
+        </w:rPr>
+        <w:t>21:12–19</w:t>
+      </w:r>
       <w:r>
         <w:rPr>
           <w:lang w:val="zh_TW" w:bidi="zh_TW"/>
         </w:rPr>
         <w:t>；</w:t>
       </w:r>
-      <w:hyperlink r:id="rId67">
-        <w:r>
-          <w:rPr>
-            <w:lang w:val="zh_TW" w:bidi="zh_TW"/>
-          </w:rPr>
-          <w:rPr>
-            <w:color w:val="0000EE"/>
-            <w:u w:val="single"/>
-          </w:rPr>
-          <w:t>約16:1–4</w:t>
-        </w:r>
-      </w:hyperlink>
+      <w:r>
+        <w:rPr>
+          <w:lang w:val="zh_TW" w:bidi="zh_TW"/>
+        </w:rPr>
+        <w:t>約16:1–4</w:t>
+      </w:r>
       <w:r>
         <w:rPr>
           <w:lang w:val="zh_TW" w:bidi="zh_TW"/>
         </w:rPr>
         <w:t>；</w:t>
       </w:r>
-      <w:hyperlink r:id="rId68">
-        <w:r>
-          <w:rPr>
-            <w:lang w:val="zh_TW" w:bidi="zh_TW"/>
-          </w:rPr>
-          <w:rPr>
-            <w:color w:val="0000EE"/>
-            <w:u w:val="single"/>
-          </w:rPr>
-          <w:t>徒4:13–31</w:t>
-        </w:r>
-      </w:hyperlink>
+      <w:r>
+        <w:rPr>
+          <w:lang w:val="zh_TW" w:bidi="zh_TW"/>
+        </w:rPr>
+        <w:t>徒4:13–31</w:t>
+      </w:r>
       <w:r>
         <w:rPr>
           <w:lang w:val="zh_TW" w:bidi="zh_TW"/>
         </w:rPr>
         <w:t>，</w:t>
       </w:r>
-      <w:hyperlink r:id="rId69">
-        <w:r>
-          <w:rPr>
-            <w:lang w:val="zh_TW" w:bidi="zh_TW"/>
-          </w:rPr>
-          <w:rPr>
-            <w:color w:val="0000EE"/>
-            <w:u w:val="single"/>
-          </w:rPr>
-          <w:t>5:17–42</w:t>
-        </w:r>
-      </w:hyperlink>
+      <w:r>
+        <w:rPr>
+          <w:lang w:val="zh_TW" w:bidi="zh_TW"/>
+        </w:rPr>
+        <w:t>5:17–42</w:t>
+      </w:r>
       <w:r>
         <w:rPr>
           <w:lang w:val="zh_TW" w:bidi="zh_TW"/>
         </w:rPr>
         <w:t>，</w:t>
       </w:r>
-      <w:hyperlink r:id="rId70">
-        <w:r>
-          <w:rPr>
-            <w:lang w:val="zh_TW" w:bidi="zh_TW"/>
-          </w:rPr>
-          <w:rPr>
-            <w:color w:val="0000EE"/>
-            <w:u w:val="single"/>
-          </w:rPr>
-          <w:t>6:8–8:4</w:t>
-        </w:r>
-      </w:hyperlink>
+      <w:r>
+        <w:rPr>
+          <w:lang w:val="zh_TW" w:bidi="zh_TW"/>
+        </w:rPr>
+        <w:t>6:8–8:4</w:t>
+      </w:r>
       <w:r>
         <w:rPr>
           <w:lang w:val="zh_TW" w:bidi="zh_TW"/>
         </w:rPr>
         <w:t>，</w:t>
       </w:r>
-      <w:hyperlink r:id="rId71">
-        <w:r>
-          <w:rPr>
-            <w:lang w:val="zh_TW" w:bidi="zh_TW"/>
-          </w:rPr>
-          <w:rPr>
-            <w:color w:val="0000EE"/>
-            <w:u w:val="single"/>
-          </w:rPr>
-          <w:t>9:1–31</w:t>
-        </w:r>
-      </w:hyperlink>
+      <w:r>
+        <w:rPr>
+          <w:lang w:val="zh_TW" w:bidi="zh_TW"/>
+        </w:rPr>
+        <w:t>9:1–31</w:t>
+      </w:r>
       <w:r>
         <w:rPr>
           <w:lang w:val="zh_TW" w:bidi="zh_TW"/>
         </w:rPr>
         <w:t>，</w:t>
       </w:r>
-      <w:hyperlink r:id="rId72">
-        <w:r>
-          <w:rPr>
-            <w:lang w:val="zh_TW" w:bidi="zh_TW"/>
-          </w:rPr>
-          <w:rPr>
-            <w:color w:val="0000EE"/>
-            <w:u w:val="single"/>
-          </w:rPr>
-          <w:t>12:1–19</w:t>
-        </w:r>
-      </w:hyperlink>
+      <w:r>
+        <w:rPr>
+          <w:lang w:val="zh_TW" w:bidi="zh_TW"/>
+        </w:rPr>
+        <w:t>12:1–19</w:t>
+      </w:r>
       <w:r>
         <w:rPr>
           <w:lang w:val="zh_TW" w:bidi="zh_TW"/>
         </w:rPr>
         <w:t>，</w:t>
       </w:r>
-      <w:hyperlink r:id="rId73">
-        <w:r>
-          <w:rPr>
-            <w:lang w:val="zh_TW" w:bidi="zh_TW"/>
-          </w:rPr>
-          <w:rPr>
-            <w:color w:val="0000EE"/>
-            <w:u w:val="single"/>
-          </w:rPr>
-          <w:t>14:1–7</w:t>
-        </w:r>
-      </w:hyperlink>
+      <w:r>
+        <w:rPr>
+          <w:lang w:val="zh_TW" w:bidi="zh_TW"/>
+        </w:rPr>
+        <w:t>14:1–7</w:t>
+      </w:r>
       <w:r>
         <w:rPr>
           <w:lang w:val="zh_TW" w:bidi="zh_TW"/>
         </w:rPr>
         <w:t>，</w:t>
       </w:r>
-      <w:hyperlink r:id="rId74">
-        <w:r>
-          <w:rPr>
-            <w:lang w:val="zh_TW" w:bidi="zh_TW"/>
-          </w:rPr>
-          <w:rPr>
-            <w:color w:val="0000EE"/>
-            <w:u w:val="single"/>
-          </w:rPr>
-          <w:t>22:3–29</w:t>
-        </w:r>
-      </w:hyperlink>
+      <w:r>
+        <w:rPr>
+          <w:lang w:val="zh_TW" w:bidi="zh_TW"/>
+        </w:rPr>
+        <w:t>22:3–29</w:t>
+      </w:r>
       <w:r>
         <w:rPr>
           <w:lang w:val="zh_TW" w:bidi="zh_TW"/>
         </w:rPr>
         <w:t>，</w:t>
       </w:r>
-      <w:hyperlink r:id="rId75">
-        <w:r>
-          <w:rPr>
-            <w:lang w:val="zh_TW" w:bidi="zh_TW"/>
-          </w:rPr>
-          <w:rPr>
-            <w:color w:val="0000EE"/>
-            <w:u w:val="single"/>
-          </w:rPr>
-          <w:t>23:12–31</w:t>
-        </w:r>
-      </w:hyperlink>
+      <w:r>
+        <w:rPr>
+          <w:lang w:val="zh_TW" w:bidi="zh_TW"/>
+        </w:rPr>
+        <w:t>23:12–31</w:t>
+      </w:r>
       <w:r>
         <w:rPr>
           <w:lang w:val="zh_TW" w:bidi="zh_TW"/>
         </w:rPr>
         <w:t>，</w:t>
       </w:r>
-      <w:hyperlink r:id="rId34">
-        <w:r>
-          <w:rPr>
-            <w:lang w:val="zh_TW" w:bidi="zh_TW"/>
-          </w:rPr>
-          <w:rPr>
-            <w:color w:val="0000EE"/>
-            <w:u w:val="single"/>
-          </w:rPr>
-          <w:t>26:9–11</w:t>
-        </w:r>
-      </w:hyperlink>
+      <w:r>
+        <w:rPr>
+          <w:lang w:val="zh_TW" w:bidi="zh_TW"/>
+        </w:rPr>
+        <w:t>26:9–11</w:t>
+      </w:r>
       <w:r>
         <w:rPr>
           <w:lang w:val="zh_TW" w:bidi="zh_TW"/>
         </w:rPr>
         <w:t>；</w:t>
       </w:r>
-      <w:hyperlink r:id="rId36">
-        <w:r>
-          <w:rPr>
-            <w:lang w:val="zh_TW" w:bidi="zh_TW"/>
-          </w:rPr>
-          <w:rPr>
-            <w:color w:val="0000EE"/>
-            <w:u w:val="single"/>
-          </w:rPr>
-          <w:t>加1:13</w:t>
-        </w:r>
-      </w:hyperlink>
+      <w:r>
+        <w:rPr>
+          <w:lang w:val="zh_TW" w:bidi="zh_TW"/>
+        </w:rPr>
+        <w:t>加1:13</w:t>
+      </w:r>
       <w:r>
         <w:rPr>
           <w:lang w:val="zh_TW" w:bidi="zh_TW"/>
         </w:rPr>
         <w:t>；</w:t>
       </w:r>
-      <w:hyperlink r:id="rId19">
-        <w:r>
-          <w:rPr>
-            <w:lang w:val="zh_TW" w:bidi="zh_TW"/>
-          </w:rPr>
-          <w:rPr>
-            <w:color w:val="0000EE"/>
-            <w:u w:val="single"/>
-          </w:rPr>
-          <w:t>帖前2:14–16</w:t>
-        </w:r>
-      </w:hyperlink>
+      <w:r>
+        <w:rPr>
+          <w:lang w:val="zh_TW" w:bidi="zh_TW"/>
+        </w:rPr>
+        <w:t>帖前2:14–16</w:t>
+      </w:r>
       <w:r>
         <w:rPr>
           <w:lang w:val="zh_TW" w:bidi="zh_TW"/>
         </w:rPr>
         <w:t>；</w:t>
       </w:r>
-      <w:hyperlink r:id="rId76">
-        <w:r>
-          <w:rPr>
-            <w:lang w:val="zh_TW" w:bidi="zh_TW"/>
-          </w:rPr>
-          <w:rPr>
-            <w:color w:val="0000EE"/>
-            <w:u w:val="single"/>
-          </w:rPr>
-          <w:t>提後3:11–14</w:t>
-        </w:r>
-      </w:hyperlink>
+      <w:r>
+        <w:rPr>
+          <w:lang w:val="zh_TW" w:bidi="zh_TW"/>
+        </w:rPr>
+        <w:t>提後3:11–14</w:t>
+      </w:r>
       <w:r>
         <w:rPr>
           <w:lang w:val="zh_TW" w:bidi="zh_TW"/>
         </w:rPr>
         <w:t>；</w:t>
       </w:r>
-      <w:hyperlink r:id="rId77">
-        <w:r>
-          <w:rPr>
-            <w:lang w:val="zh_TW" w:bidi="zh_TW"/>
-          </w:rPr>
-          <w:rPr>
-            <w:color w:val="0000EE"/>
-            <w:u w:val="single"/>
-          </w:rPr>
-          <w:t>彼前3:13–18</w:t>
-        </w:r>
-      </w:hyperlink>
+      <w:r>
+        <w:rPr>
+          <w:lang w:val="zh_TW" w:bidi="zh_TW"/>
+        </w:rPr>
+        <w:t>彼前3:13–18</w:t>
+      </w:r>
       <w:r>
         <w:rPr>
           <w:lang w:val="zh_TW" w:bidi="zh_TW"/>
